--- a/docs/开题报告.docx
+++ b/docs/开题报告.docx
@@ -916,123 +916,27 @@
           <w:rFonts w:hint="eastAsia"/>
           <w:color w:val="000000"/>
         </w:rPr>
-        <w:t>模型能够生成图像，并不等同于便于实际使用。生成模型运行时对计算资源的需求，以及部署的门槛和操作难度，同样影响其可用性。本项目以</w:t>
-      </w:r>
-      <w:r>
-        <w:rPr>
-          <w:rFonts w:hint="eastAsia"/>
-          <w:color w:val="000000"/>
-        </w:rPr>
-        <w:t xml:space="preserve"> </w:t>
-      </w:r>
-      <w:proofErr w:type="spellStart"/>
-      <w:r>
-        <w:rPr>
-          <w:rFonts w:hint="eastAsia"/>
-          <w:b/>
-          <w:color w:val="000000"/>
-        </w:rPr>
-        <w:t>OpenVINO</w:t>
-      </w:r>
-      <w:proofErr w:type="spellEnd"/>
-      <w:r>
-        <w:rPr>
-          <w:rFonts w:hint="eastAsia"/>
-          <w:b/>
-          <w:color w:val="000000"/>
-        </w:rPr>
-        <w:t xml:space="preserve"> </w:t>
-      </w:r>
-      <w:r>
-        <w:rPr>
-          <w:rFonts w:hint="eastAsia"/>
-          <w:b/>
-          <w:color w:val="000000"/>
-        </w:rPr>
-        <w:t>作为推理与部署平台，拟将模型由</w:t>
-      </w:r>
-      <w:r>
-        <w:rPr>
-          <w:rFonts w:hint="eastAsia"/>
-          <w:b/>
-          <w:color w:val="000000"/>
-        </w:rPr>
-        <w:t xml:space="preserve"> </w:t>
-      </w:r>
-      <w:proofErr w:type="spellStart"/>
-      <w:r>
-        <w:rPr>
-          <w:rFonts w:hint="eastAsia"/>
-          <w:b/>
-          <w:color w:val="000000"/>
-        </w:rPr>
-        <w:t>PyTorch</w:t>
-      </w:r>
-      <w:proofErr w:type="spellEnd"/>
-      <w:r>
-        <w:rPr>
-          <w:rFonts w:hint="eastAsia"/>
-          <w:b/>
-          <w:color w:val="000000"/>
-        </w:rPr>
-        <w:t xml:space="preserve"> </w:t>
-      </w:r>
-      <w:r>
-        <w:rPr>
-          <w:rFonts w:hint="eastAsia"/>
-          <w:b/>
-          <w:color w:val="000000"/>
-        </w:rPr>
-        <w:t>转换至该平台</w:t>
-      </w:r>
-      <w:r>
-        <w:rPr>
-          <w:rFonts w:hint="eastAsia"/>
-          <w:color w:val="000000"/>
-        </w:rPr>
-        <w:t>运行，并尝试</w:t>
-      </w:r>
-      <w:r>
-        <w:rPr>
-          <w:rFonts w:hint="eastAsia"/>
-          <w:color w:val="000000"/>
-        </w:rPr>
-        <w:t xml:space="preserve"> INT8 </w:t>
-      </w:r>
-      <w:r>
-        <w:rPr>
-          <w:rFonts w:hint="eastAsia"/>
-          <w:color w:val="000000"/>
-        </w:rPr>
-        <w:t>量化（将</w:t>
-      </w:r>
-      <w:r>
-        <w:rPr>
-          <w:rFonts w:hint="eastAsia"/>
-          <w:color w:val="000000"/>
-        </w:rPr>
-        <w:t xml:space="preserve"> 32 </w:t>
-      </w:r>
-      <w:r>
-        <w:rPr>
-          <w:rFonts w:hint="eastAsia"/>
-          <w:color w:val="000000"/>
-        </w:rPr>
-        <w:t>位浮点数压缩为</w:t>
-      </w:r>
-      <w:r>
-        <w:rPr>
-          <w:rFonts w:hint="eastAsia"/>
-          <w:color w:val="000000"/>
-        </w:rPr>
-        <w:t xml:space="preserve"> 8 </w:t>
-      </w:r>
-      <w:r>
-        <w:rPr>
-          <w:rFonts w:hint="eastAsia"/>
-          <w:color w:val="000000"/>
-        </w:rPr>
-        <w:t>位整数，以降低计算与存储开销）。这些手段是否带来收益、收益有多大，需在目标设备上实测确定；本项目既不假定原模型在该设备上无法运行，也不假定量化必然提速。</w:t>
+        <w:t xml:space="preserve">生成结果能否被解释，取决于能否在同一套网络内部制造出可比较的差异。本项目以 OpenVINO 作为推理运行平台，将模型由 PyTorch 转换至该平台运行，并对生成器做 INT8 量化（将 32 位浮点数压缩为 8 位整数）。转换与量化在工程上是否有收益需在目标设备上实测确定，但在本项目里它们更重要的作用是提供一组可控扰动，网络结构相同、权重相同、输入相同，只有运行环境与数值精度不同，由此产生的输出差异只能来自数值表示本身。本项目既不假定原模型在本地 CPU 上无法运行，也不假定量化必然提速。</w:t>
+      </w:r>
+    </w:p>
+    <w:p>
+      <w:r>
+        <w:t xml:space="preserve">本项目以马→斑马为主要实例，以复现成熟方法、构造数值精度对照、分项评测与语义归因为路径，回答两个层次的问题，工程层次上同一模型在本地 CPU 上的效率与质量如何取舍；原理层次上，数值扰动改变的是哪一部分图像信息，这些信息编码在生成器的哪些层。借此了解预训练生成模型从使用、优化到评价的完整流程，将人工智能课程的理论知识与工程实践相结合。本项目属于课程规模的工程实现与实验分析，不提出新的生成模型，也不声称有算法层面的突破；苹果→橙子等其他迁移任务仅作为有余力时对系统兼容性的扩展验证，小规模训练也仅用于验证训练流程。</w:t>
+      </w:r>
+    </w:p>
+    <w:p>
+      <w:pPr>
+        <w:pStyle w:val="1"/>
+        <w:rPr>
+          <w:color w:val="000000"/>
+        </w:rPr>
+      </w:pPr>
+      <w:r>
+        <w:rPr>
+          <w:rFonts w:hint="eastAsia"/>
+          <w:color w:val="000000"/>
+        </w:rPr>
+        <w:t>二、相关研究综述</w:t>
       </w:r>
     </w:p>
     <w:p>
@@ -1047,37 +951,7 @@
           <w:rFonts w:hint="eastAsia"/>
           <w:color w:val="000000"/>
         </w:rPr>
-        <w:t>本项目以马→斑马为主要实例，以复现成熟方法、部署优化与分项评测为路径，旨在得到能够说明推理效率与输出质量如何取舍的实验结果，并借此了解预训练生成模型从使用、优化到评价的完整流程，将人工智能课程的理论知识与工程实践相结合。本项目属于课程规模的工程实现与实验分析，不提出新的生成模型，也不声称有算法层面的突破；苹果→橙子等其他迁移任务仅作为有余力时对系统兼容性的扩展验证，小规模训练也仅用于验证训练流程。</w:t>
-      </w:r>
-    </w:p>
-    <w:p>
-      <w:pPr>
-        <w:pStyle w:val="1"/>
-        <w:rPr>
-          <w:color w:val="000000"/>
-        </w:rPr>
-      </w:pPr>
-      <w:r>
-        <w:rPr>
-          <w:rFonts w:hint="eastAsia"/>
-          <w:color w:val="000000"/>
-        </w:rPr>
-        <w:t>二、相关研究综述</w:t>
-      </w:r>
-    </w:p>
-    <w:p>
-      <w:pPr>
-        <w:ind w:firstLineChars="200" w:firstLine="480"/>
-        <w:rPr>
-          <w:color w:val="000000"/>
-        </w:rPr>
-      </w:pPr>
-      <w:r>
-        <w:rPr>
-          <w:rFonts w:hint="eastAsia"/>
-          <w:color w:val="000000"/>
-        </w:rPr>
-        <w:t>与该题目相关的研究大体分为四条线索，即生成对抗网络与图像翻译、图像风格迁移、生成结果的评价方法、模型的压缩与部署。下面按这四条线说明已有工作的进展与遗留问题，以及本项目拟衔接的位置。</w:t>
+        <w:t xml:space="preserve">与该题目相关的研究大体分为五条线索，即生成对抗网络与图像翻译、图像风格迁移、生成结果的评价方法、模型的低精度量化与部署、网络中间层表示的可解释性。下面按这五条线说明已有工作的进展与遗留问题，以及本项目拟衔接的位置。</w:t>
       </w:r>
     </w:p>
     <w:p>
@@ -1904,21 +1778,7 @@
           <w:rFonts w:hint="eastAsia"/>
           <w:color w:val="000000"/>
         </w:rPr>
-        <w:t>第四条线索是模型的压缩与部署，也正是本项目力求做出差异的地方。</w:t>
-      </w:r>
-      <w:r>
-        <w:rPr>
-          <w:rFonts w:hint="eastAsia"/>
-          <w:color w:val="000000"/>
-        </w:rPr>
-        <w:t xml:space="preserve">Han </w:t>
-      </w:r>
-      <w:r>
-        <w:rPr>
-          <w:rFonts w:hint="eastAsia"/>
-          <w:color w:val="000000"/>
-        </w:rPr>
-        <w:t>等</w:t>
+        <w:t xml:space="preserve">第四条线索是低精度量化与部署，它为本项目提供扰动手段，但本项目并不以提速作为研究目标。Han 等</w:t>
       </w:r>
       <w:r>
         <w:rPr>
@@ -1926,42 +1786,14 @@
           <w:color w:val="000000"/>
           <w:vertAlign w:val="superscript"/>
         </w:rPr>
-        <w:t>[20]</w:t>
-      </w:r>
-      <w:r>
-        <w:rPr>
-          <w:rFonts w:hint="eastAsia"/>
-          <w:color w:val="000000"/>
-        </w:rPr>
-        <w:t>的</w:t>
-      </w:r>
-      <w:r>
-        <w:rPr>
-          <w:rFonts w:hint="eastAsia"/>
-          <w:color w:val="000000"/>
-        </w:rPr>
-        <w:t xml:space="preserve"> Deep Compression </w:t>
-      </w:r>
-      <w:r>
-        <w:rPr>
-          <w:rFonts w:hint="eastAsia"/>
-          <w:color w:val="000000"/>
-        </w:rPr>
-        <w:t>用剪枝、量化和编码大幅压缩网络体积；</w:t>
-      </w:r>
-      <w:r>
-        <w:rPr>
-          <w:rFonts w:hint="eastAsia"/>
-          <w:color w:val="000000"/>
-        </w:rPr>
-        <w:t xml:space="preserve">Jacob </w:t>
-      </w:r>
-      <w:r>
-        <w:rPr>
-          <w:rFonts w:hint="eastAsia"/>
-          <w:color w:val="000000"/>
-        </w:rPr>
-        <w:t>等</w:t>
+        <w:t xml:space="preserve">[20]</w:t>
+      </w:r>
+      <w:r>
+        <w:rPr>
+          <w:rFonts w:hint="eastAsia"/>
+          <w:color w:val="000000"/>
+        </w:rPr>
+        <w:t xml:space="preserve">的 Deep Compression 用剪枝、量化和编码大幅压缩网络体积；Jacob 等</w:t>
       </w:r>
       <w:r>
         <w:rPr>
@@ -1969,42 +1801,14 @@
           <w:color w:val="000000"/>
           <w:vertAlign w:val="superscript"/>
         </w:rPr>
-        <w:t>[21]</w:t>
-      </w:r>
-      <w:r>
-        <w:rPr>
-          <w:rFonts w:hint="eastAsia"/>
-          <w:color w:val="000000"/>
-        </w:rPr>
-        <w:t>系统提出的整数运算量化方案，使</w:t>
-      </w:r>
-      <w:r>
-        <w:rPr>
-          <w:rFonts w:hint="eastAsia"/>
-          <w:color w:val="000000"/>
-        </w:rPr>
-        <w:t xml:space="preserve"> INT8 </w:t>
-      </w:r>
-      <w:r>
-        <w:rPr>
-          <w:rFonts w:hint="eastAsia"/>
-          <w:color w:val="000000"/>
-        </w:rPr>
-        <w:t>推理在精度损失可控的前提下大幅提速，成为工业界量化部署的基础。不过这些工作主要面向分类、检测等判别式网络。在生成模型方向，</w:t>
-      </w:r>
-      <w:r>
-        <w:rPr>
-          <w:rFonts w:hint="eastAsia"/>
-          <w:color w:val="000000"/>
-        </w:rPr>
-        <w:t xml:space="preserve">Li </w:t>
-      </w:r>
-      <w:r>
-        <w:rPr>
-          <w:rFonts w:hint="eastAsia"/>
-          <w:color w:val="000000"/>
-        </w:rPr>
-        <w:t>等</w:t>
+        <w:t xml:space="preserve">[21]</w:t>
+      </w:r>
+      <w:r>
+        <w:rPr>
+          <w:rFonts w:hint="eastAsia"/>
+          <w:color w:val="000000"/>
+        </w:rPr>
+        <w:t xml:space="preserve">系统提出的整数运算量化方案，使 INT8 推理在精度损失可控的前提下大幅提速，成为工业界量化部署的基础。不过这些工作主要面向分类、检测等判别式网络。在生成模型方向，Li 等</w:t>
       </w:r>
       <w:r>
         <w:rPr>
@@ -2012,70 +1816,14 @@
           <w:color w:val="000000"/>
           <w:vertAlign w:val="superscript"/>
         </w:rPr>
-        <w:t>[22]</w:t>
-      </w:r>
-      <w:r>
-        <w:rPr>
-          <w:rFonts w:hint="eastAsia"/>
-          <w:color w:val="000000"/>
-        </w:rPr>
-        <w:t>的</w:t>
-      </w:r>
-      <w:r>
-        <w:rPr>
-          <w:rFonts w:hint="eastAsia"/>
-          <w:color w:val="000000"/>
-        </w:rPr>
-        <w:t xml:space="preserve"> GAN Compression </w:t>
-      </w:r>
-      <w:r>
-        <w:rPr>
-          <w:rFonts w:hint="eastAsia"/>
-          <w:color w:val="000000"/>
-        </w:rPr>
-        <w:t>通过剪枝和蒸馏压缩条件</w:t>
-      </w:r>
-      <w:r>
-        <w:rPr>
-          <w:rFonts w:hint="eastAsia"/>
-          <w:color w:val="000000"/>
-        </w:rPr>
-        <w:t xml:space="preserve"> GAN </w:t>
-      </w:r>
-      <w:r>
-        <w:rPr>
-          <w:rFonts w:hint="eastAsia"/>
-          <w:color w:val="000000"/>
-        </w:rPr>
-        <w:t>的生成器，但直接针对量化后生成质量下降多少的系统评估仍然不多。工程侧，</w:t>
-      </w:r>
-      <w:r>
-        <w:rPr>
-          <w:rFonts w:hint="eastAsia"/>
-          <w:color w:val="000000"/>
-        </w:rPr>
-        <w:t xml:space="preserve">Intel </w:t>
-      </w:r>
-      <w:r>
-        <w:rPr>
-          <w:rFonts w:hint="eastAsia"/>
-          <w:color w:val="000000"/>
-        </w:rPr>
-        <w:t>的</w:t>
-      </w:r>
-      <w:r>
-        <w:rPr>
-          <w:rFonts w:hint="eastAsia"/>
-          <w:color w:val="000000"/>
-        </w:rPr>
-        <w:t xml:space="preserve"> OpenVINO </w:t>
-      </w:r>
-      <w:r>
-        <w:rPr>
-          <w:rFonts w:hint="eastAsia"/>
-          <w:color w:val="000000"/>
-        </w:rPr>
-        <w:t>工具套件</w:t>
+        <w:t xml:space="preserve">[22]</w:t>
+      </w:r>
+      <w:r>
+        <w:rPr>
+          <w:rFonts w:hint="eastAsia"/>
+          <w:color w:val="000000"/>
+        </w:rPr>
+        <w:t xml:space="preserve">的 GAN Compression 通过剪枝和蒸馏压缩条件 GAN 的生成器，但直接针对量化后生成质量下降多少的系统评估仍然不多，量化之后中间层表示发生了什么变化更是少有人问。工程侧，Intel 的 OpenVINO 工具套件</w:t>
       </w:r>
       <w:r>
         <w:rPr>
@@ -2083,77 +1831,14 @@
           <w:color w:val="000000"/>
           <w:vertAlign w:val="superscript"/>
         </w:rPr>
-        <w:t>[18]</w:t>
-      </w:r>
-      <w:r>
-        <w:rPr>
-          <w:rFonts w:hint="eastAsia"/>
-          <w:color w:val="000000"/>
-        </w:rPr>
-        <w:t>支持把</w:t>
-      </w:r>
-      <w:r>
-        <w:rPr>
-          <w:rFonts w:hint="eastAsia"/>
-          <w:color w:val="000000"/>
-        </w:rPr>
-        <w:t xml:space="preserve"> PyTorch </w:t>
-      </w:r>
-      <w:r>
-        <w:rPr>
-          <w:rFonts w:hint="eastAsia"/>
-          <w:color w:val="000000"/>
-        </w:rPr>
-        <w:t>模型经</w:t>
-      </w:r>
-      <w:r>
-        <w:rPr>
-          <w:rFonts w:hint="eastAsia"/>
-          <w:color w:val="000000"/>
-        </w:rPr>
-        <w:t xml:space="preserve"> ONNX </w:t>
-      </w:r>
-      <w:r>
-        <w:rPr>
-          <w:rFonts w:hint="eastAsia"/>
-          <w:color w:val="000000"/>
-        </w:rPr>
-        <w:t>转换后部署到</w:t>
-      </w:r>
-      <w:r>
-        <w:rPr>
-          <w:rFonts w:hint="eastAsia"/>
-          <w:color w:val="000000"/>
-        </w:rPr>
-        <w:t xml:space="preserve"> CPU</w:t>
-      </w:r>
-      <w:r>
-        <w:rPr>
-          <w:rFonts w:hint="eastAsia"/>
-          <w:color w:val="000000"/>
-        </w:rPr>
-        <w:t>、</w:t>
-      </w:r>
-      <w:r>
-        <w:rPr>
-          <w:rFonts w:hint="eastAsia"/>
-          <w:color w:val="000000"/>
-        </w:rPr>
-        <w:t>GPU</w:t>
-      </w:r>
-      <w:r>
-        <w:rPr>
-          <w:rFonts w:hint="eastAsia"/>
-          <w:color w:val="000000"/>
-        </w:rPr>
-        <w:t>，配套的</w:t>
-      </w:r>
-      <w:r>
-        <w:rPr>
-          <w:rFonts w:hint="eastAsia"/>
-          <w:color w:val="000000"/>
-        </w:rPr>
-        <w:t xml:space="preserve"> NNCF</w:t>
+        <w:t xml:space="preserve">[18]</w:t>
+      </w:r>
+      <w:r>
+        <w:rPr>
+          <w:rFonts w:hint="eastAsia"/>
+          <w:color w:val="000000"/>
+        </w:rPr>
+        <w:t xml:space="preserve">支持把 PyTorch 模型经 ONNX 转换后部署到 CPU、GPU，配套的 NNCF</w:t>
       </w:r>
       <w:r>
         <w:rPr>
@@ -2161,56 +1846,14 @@
           <w:color w:val="000000"/>
           <w:vertAlign w:val="superscript"/>
         </w:rPr>
-        <w:t>[19]</w:t>
-      </w:r>
-      <w:r>
-        <w:rPr>
-          <w:rFonts w:hint="eastAsia"/>
-          <w:color w:val="000000"/>
-        </w:rPr>
-        <w:t>提供训练后量化与精度控制量化。本项目的小改进就在这条线上，对</w:t>
-      </w:r>
-      <w:r>
-        <w:rPr>
-          <w:rFonts w:hint="eastAsia"/>
-          <w:color w:val="000000"/>
-        </w:rPr>
-        <w:t xml:space="preserve"> CycleGAN </w:t>
-      </w:r>
-      <w:r>
-        <w:rPr>
-          <w:rFonts w:hint="eastAsia"/>
-          <w:color w:val="000000"/>
-        </w:rPr>
-        <w:t>的生成器做</w:t>
-      </w:r>
-      <w:r>
-        <w:rPr>
-          <w:rFonts w:hint="eastAsia"/>
-          <w:color w:val="000000"/>
-        </w:rPr>
-        <w:t xml:space="preserve"> INT8 </w:t>
-      </w:r>
-      <w:r>
-        <w:rPr>
-          <w:rFonts w:hint="eastAsia"/>
-          <w:color w:val="000000"/>
-        </w:rPr>
-        <w:t>量化，再与</w:t>
-      </w:r>
-      <w:r>
-        <w:rPr>
-          <w:rFonts w:hint="eastAsia"/>
-          <w:color w:val="000000"/>
-        </w:rPr>
-        <w:t xml:space="preserve"> FP32 </w:t>
-      </w:r>
-      <w:r>
-        <w:rPr>
-          <w:rFonts w:hint="eastAsia"/>
-          <w:color w:val="000000"/>
-        </w:rPr>
-        <w:t>逐环节对比。</w:t>
+        <w:t xml:space="preserve">[19]</w:t>
+      </w:r>
+      <w:r>
+        <w:rPr>
+          <w:rFonts w:hint="eastAsia"/>
+          <w:color w:val="000000"/>
+        </w:rPr>
+        <w:t xml:space="preserve">提供训练后量化与精度控制量化。本项目在这条线上做的工作是，对 CycleGAN 的生成器做 INT8 量化并与 FP32 逐环节对比；取得速度收益是一方面，更重要的是由此得到一组权重相同、只有数值精度不同的对照模型，供后文的表示分析使用。</w:t>
       </w:r>
     </w:p>
     <w:p>
@@ -2225,7 +1868,7 @@
           <w:rFonts w:hint="eastAsia"/>
           <w:color w:val="000000"/>
         </w:rPr>
-        <w:t>国内方面，生成对抗网络同样是研究热点。王坤峰等</w:t>
+        <w:t xml:space="preserve">第五条线索是网络中间层表示的可解释性，这是本项目在原理一侧的直接依据。Yosinski 等</w:t>
       </w:r>
       <w:r>
         <w:rPr>
@@ -2233,14 +1876,14 @@
           <w:color w:val="000000"/>
           <w:vertAlign w:val="superscript"/>
         </w:rPr>
-        <w:t>[23]</w:t>
-      </w:r>
-      <w:r>
-        <w:rPr>
-          <w:rFonts w:hint="eastAsia"/>
-          <w:color w:val="000000"/>
-        </w:rPr>
-        <w:t>与林懿伦等</w:t>
+        <w:t xml:space="preserve">[23]</w:t>
+      </w:r>
+      <w:r>
+        <w:rPr>
+          <w:rFonts w:hint="eastAsia"/>
+          <w:color w:val="000000"/>
+        </w:rPr>
+        <w:t xml:space="preserve">通过逐层迁移实验考察深度卷积网络各层特征的通用性与特异性，给出层间分工的早期证据，浅层特征更通用，越靠近输出越依赖具体任务。Bau 等</w:t>
       </w:r>
       <w:r>
         <w:rPr>
@@ -2248,250 +1891,79 @@
           <w:color w:val="000000"/>
           <w:vertAlign w:val="superscript"/>
         </w:rPr>
-        <w:t>[24]</w:t>
-      </w:r>
-      <w:r>
-        <w:rPr>
-          <w:rFonts w:hint="eastAsia"/>
-          <w:color w:val="000000"/>
-        </w:rPr>
-        <w:t>先后对</w:t>
-      </w:r>
-      <w:r>
-        <w:rPr>
-          <w:rFonts w:hint="eastAsia"/>
-          <w:color w:val="000000"/>
-        </w:rPr>
-        <w:t xml:space="preserve"> GAN </w:t>
-      </w:r>
-      <w:r>
-        <w:rPr>
-          <w:rFonts w:hint="eastAsia"/>
-          <w:color w:val="000000"/>
-        </w:rPr>
-        <w:t>的理论进展和前沿方向做了系统综述。应用层面，国内研究更多集中在动漫风格化、老照片修复、医学与遥感图像增强等场景，并针对</w:t>
-      </w:r>
-      <w:r>
-        <w:rPr>
-          <w:rFonts w:hint="eastAsia"/>
-          <w:color w:val="000000"/>
-        </w:rPr>
-        <w:t xml:space="preserve"> CycleGAN </w:t>
-      </w:r>
-      <w:r>
-        <w:rPr>
-          <w:rFonts w:hint="eastAsia"/>
-          <w:color w:val="000000"/>
-        </w:rPr>
-        <w:t>这类无配对方法在训练稳定性和多尺度结构上做改进；端侧智能和国产推理框架的兴起，也带动了模型量化、剪枝和轻量化部署的工作。但总体来看，面向生成式模型、尤其是量化后生成质量下降多少的系统评估仍然偏少。</w:t>
-      </w:r>
-    </w:p>
-    <w:p>
-      <w:pPr>
-        <w:spacing w:line="360" w:lineRule="auto"/>
+        <w:t xml:space="preserve">[24]</w:t>
+      </w:r>
+      <w:r>
+        <w:rPr>
+          <w:rFonts w:hint="eastAsia"/>
+          <w:color w:val="000000"/>
+        </w:rPr>
+        <w:t xml:space="preserve">提出的 Network Dissection 用一套语义概念数据集度量每个中间层卷积单元与概念的对齐程度，把一层的表示拆成对象、部件、场景、纹理、材质与颜色等成分；Bau 等</w:t>
+      </w:r>
+      <w:r>
+        <w:rPr>
+          <w:rFonts w:hint="eastAsia"/>
+          <w:color w:val="000000"/>
+          <w:vertAlign w:val="superscript"/>
+        </w:rPr>
+        <w:t xml:space="preserve">[25]</w:t>
+      </w:r>
+      <w:r>
+        <w:rPr>
+          <w:rFonts w:hint="eastAsia"/>
+          <w:color w:val="000000"/>
+        </w:rPr>
+        <w:t xml:space="preserve">把同一思路用到生成器上，发现与具体对象对应的单元集中在生成器的中段，浅层偏向整体几何布局，深层偏向纹理与边缘。这些工作都借助外部语义标注来解释内部表示。本项目不增加标注，改用数值精度这一可控扰动去观察同一套表示的漂移，看哪些层先变、这些变化对应到哪一类语义成分。以量化为扰动手段考察实例对象迁移网络的层间分工，在公开工作中尚不多见。</w:t>
+      </w:r>
+    </w:p>
+    <w:p>
+      <w:pPr>
         <w:ind w:firstLineChars="200" w:firstLine="480"/>
         <w:rPr>
-          <w:bCs/>
-          <w:color w:val="000000"/>
-        </w:rPr>
-      </w:pPr>
-      <w:r>
-        <w:rPr>
-          <w:rFonts w:hint="eastAsia"/>
-          <w:color w:val="000000"/>
-        </w:rPr>
-        <w:t>综合这四条线索，可以得出三点判断。无配对图像翻译（以</w:t>
-      </w:r>
-      <w:r>
-        <w:rPr>
-          <w:rFonts w:hint="eastAsia"/>
-          <w:color w:val="000000"/>
-        </w:rPr>
-        <w:t xml:space="preserve"> </w:t>
-      </w:r>
-      <w:proofErr w:type="spellStart"/>
-      <w:r>
-        <w:rPr>
-          <w:rFonts w:hint="eastAsia"/>
-          <w:color w:val="000000"/>
-        </w:rPr>
-        <w:t>CycleGAN</w:t>
-      </w:r>
-      <w:proofErr w:type="spellEnd"/>
-      <w:r>
-        <w:rPr>
-          <w:rFonts w:hint="eastAsia"/>
-          <w:color w:val="000000"/>
-        </w:rPr>
-        <w:t xml:space="preserve"> </w:t>
-      </w:r>
-      <w:r>
-        <w:rPr>
-          <w:rFonts w:hint="eastAsia"/>
-          <w:color w:val="000000"/>
-        </w:rPr>
-        <w:t>为代表）已经比较成熟，但训练和推理的代价都不小；量化与压缩在判别式网络上研究得较透，到了生成模型一侧则明显不足；评价指标虽然齐全，但多数工作只看生成质量，很少把更换运行引擎带来的收益和量化带来的收益分开考察。所以本项目的重点放在出图之后的环节，在</w:t>
-      </w:r>
-      <w:r>
-        <w:rPr>
-          <w:rFonts w:hint="eastAsia"/>
-          <w:color w:val="000000"/>
-        </w:rPr>
-        <w:t xml:space="preserve"> Intel </w:t>
-      </w:r>
-      <w:r>
-        <w:rPr>
-          <w:rFonts w:hint="eastAsia"/>
-          <w:color w:val="000000"/>
-        </w:rPr>
-        <w:t>平台上把它跑得更快、更省资源，并用一套指标回答提速之后</w:t>
-      </w:r>
-      <w:r>
-        <w:rPr>
-          <w:rFonts w:hint="eastAsia"/>
-          <w:color w:val="000000"/>
-        </w:rPr>
-        <w:lastRenderedPageBreak/>
-        <w:t>质量下降了多少。具体做法是以</w:t>
-      </w:r>
-      <w:r>
-        <w:rPr>
-          <w:rFonts w:hint="eastAsia"/>
-          <w:color w:val="000000"/>
-        </w:rPr>
-        <w:t xml:space="preserve"> A</w:t>
-      </w:r>
-      <w:r>
-        <w:rPr>
-          <w:rFonts w:hint="eastAsia"/>
-          <w:color w:val="000000"/>
-        </w:rPr>
-        <w:t>（</w:t>
-      </w:r>
-      <w:proofErr w:type="spellStart"/>
-      <w:r>
-        <w:rPr>
-          <w:rFonts w:hint="eastAsia"/>
-          <w:color w:val="000000"/>
-        </w:rPr>
-        <w:t>PyTorch</w:t>
-      </w:r>
-      <w:proofErr w:type="spellEnd"/>
-      <w:r>
-        <w:rPr>
-          <w:rFonts w:hint="eastAsia"/>
-          <w:color w:val="000000"/>
-        </w:rPr>
-        <w:t xml:space="preserve"> FP32</w:t>
-      </w:r>
-      <w:r>
-        <w:rPr>
-          <w:rFonts w:hint="eastAsia"/>
-          <w:color w:val="000000"/>
-        </w:rPr>
-        <w:t>）、</w:t>
-      </w:r>
-      <w:r>
-        <w:rPr>
-          <w:rFonts w:hint="eastAsia"/>
-          <w:color w:val="000000"/>
-        </w:rPr>
-        <w:t>B</w:t>
-      </w:r>
-      <w:r>
-        <w:rPr>
-          <w:rFonts w:hint="eastAsia"/>
-          <w:color w:val="000000"/>
-        </w:rPr>
-        <w:t>（</w:t>
-      </w:r>
-      <w:proofErr w:type="spellStart"/>
-      <w:r>
-        <w:rPr>
-          <w:rFonts w:hint="eastAsia"/>
-          <w:color w:val="000000"/>
-        </w:rPr>
-        <w:t>OpenVINO</w:t>
-      </w:r>
-      <w:proofErr w:type="spellEnd"/>
-      <w:r>
-        <w:rPr>
-          <w:rFonts w:hint="eastAsia"/>
-          <w:color w:val="000000"/>
-        </w:rPr>
-        <w:t xml:space="preserve"> FP32</w:t>
-      </w:r>
-      <w:r>
-        <w:rPr>
-          <w:rFonts w:hint="eastAsia"/>
-          <w:color w:val="000000"/>
-        </w:rPr>
-        <w:t>）、</w:t>
-      </w:r>
-      <w:r>
-        <w:rPr>
-          <w:rFonts w:hint="eastAsia"/>
-          <w:color w:val="000000"/>
-        </w:rPr>
-        <w:t>C</w:t>
-      </w:r>
-      <w:r>
-        <w:rPr>
-          <w:rFonts w:hint="eastAsia"/>
-          <w:color w:val="000000"/>
-        </w:rPr>
-        <w:t>（</w:t>
-      </w:r>
-      <w:proofErr w:type="spellStart"/>
-      <w:r>
-        <w:rPr>
-          <w:rFonts w:hint="eastAsia"/>
-          <w:color w:val="000000"/>
-        </w:rPr>
-        <w:t>OpenVINO</w:t>
-      </w:r>
-      <w:proofErr w:type="spellEnd"/>
-      <w:r>
-        <w:rPr>
-          <w:rFonts w:hint="eastAsia"/>
-          <w:color w:val="000000"/>
-        </w:rPr>
-        <w:t xml:space="preserve"> INT8</w:t>
-      </w:r>
-      <w:r>
-        <w:rPr>
-          <w:rFonts w:hint="eastAsia"/>
-          <w:color w:val="000000"/>
-        </w:rPr>
-        <w:t>）三组对比，把运行时收益与量化收益分开，再用</w:t>
-      </w:r>
-      <w:r>
-        <w:rPr>
-          <w:rFonts w:hint="eastAsia"/>
-          <w:color w:val="000000"/>
-        </w:rPr>
-        <w:t xml:space="preserve"> LPIPS</w:t>
-      </w:r>
-      <w:r>
-        <w:rPr>
-          <w:rFonts w:hint="eastAsia"/>
-          <w:color w:val="000000"/>
-        </w:rPr>
-        <w:t>、</w:t>
-      </w:r>
-      <w:r>
-        <w:rPr>
-          <w:rFonts w:hint="eastAsia"/>
-          <w:color w:val="000000"/>
-        </w:rPr>
-        <w:t>FID/KID</w:t>
-      </w:r>
-      <w:r>
-        <w:rPr>
-          <w:rFonts w:hint="eastAsia"/>
-          <w:color w:val="000000"/>
-        </w:rPr>
-        <w:t>、结构保真和任务型指标多角度验证。这样既复现了成熟方法，又在部署优化方向上给出可度量的结果。</w:t>
+          <w:color w:val="000000"/>
+        </w:rPr>
+      </w:pPr>
+      <w:r>
+        <w:rPr>
+          <w:rFonts w:hint="eastAsia"/>
+          <w:color w:val="000000"/>
+        </w:rPr>
+        <w:t xml:space="preserve">国内方面，生成对抗网络同样是研究热点。王坤峰等</w:t>
+      </w:r>
+      <w:r>
+        <w:rPr>
+          <w:rFonts w:hint="eastAsia"/>
+          <w:color w:val="000000"/>
+          <w:vertAlign w:val="superscript"/>
+        </w:rPr>
+        <w:t xml:space="preserve">[26]</w:t>
+      </w:r>
+      <w:r>
+        <w:rPr>
+          <w:rFonts w:hint="eastAsia"/>
+          <w:color w:val="000000"/>
+        </w:rPr>
+        <w:t xml:space="preserve">与林懿伦等</w:t>
+      </w:r>
+      <w:r>
+        <w:rPr>
+          <w:rFonts w:hint="eastAsia"/>
+          <w:color w:val="000000"/>
+          <w:vertAlign w:val="superscript"/>
+        </w:rPr>
+        <w:t xml:space="preserve">[27]</w:t>
+      </w:r>
+      <w:r>
+        <w:rPr>
+          <w:rFonts w:hint="eastAsia"/>
+          <w:color w:val="000000"/>
+        </w:rPr>
+        <w:t xml:space="preserve">先后对 GAN 的理论进展和前沿方向做了系统综述。应用层面，国内研究更多集中在动漫风格化、老照片修复、医学与遥感图像增强等场景，并针对 CycleGAN 这类无配对方法在训练稳定性和多尺度结构上做改进；端侧智能和国产推理框架的兴起，也带动了模型量化、剪枝和轻量化部署的工作。但总体来看，面向生成式模型、尤其是量化后生成质量下降多少的系统评估仍然偏少，对量化之后中间层表示如何变化的分析更少。</w:t>
+      </w:r>
+    </w:p>
+    <w:p>
+      <w:r>
+        <w:t xml:space="preserve">综合这五条线索，可以得出三点判断。无配对图像翻译（以 CycleGAN 为代表）已经比较成熟，但训练和推理的代价都不小；量化与压缩在判别式网络上研究得较透，到了生成模型一侧则明显不足；评价指标虽然齐全，但多数工作只报一个总分，既不把更换运行引擎带来的变化与量化带来的变化分开考察，也不把变化对应到具体的语义成分上。所以本项目的重点不在出图本身，而在出图之后那条可控制的差异链，以 A（PyTorch FP32）、B（OpenVINO FP32）、C（OpenVINO INT8）三组模型，把运行时转换的影响与量化引入的影响分开，用按语义轴分解的指标逐样本判定失真类型，再用中间层的逐层漂移把失真定位到具体的层组。这样既复现了成熟方法，又在图像表示这一侧给出可度量的结果，效率数据作为副产品一并报告。</w:t>
       </w:r>
     </w:p>
     <w:p>
@@ -2538,51 +2010,7 @@
           <w:rFonts w:hint="eastAsia"/>
           <w:color w:val="000000"/>
         </w:rPr>
-        <w:t>本项目以预训练</w:t>
-      </w:r>
-      <w:r>
-        <w:rPr>
-          <w:rFonts w:hint="eastAsia"/>
-          <w:color w:val="000000"/>
-        </w:rPr>
-        <w:t xml:space="preserve"> </w:t>
-      </w:r>
-      <w:proofErr w:type="spellStart"/>
-      <w:r>
-        <w:rPr>
-          <w:rFonts w:hint="eastAsia"/>
-          <w:color w:val="000000"/>
-        </w:rPr>
-        <w:t>CycleGAN</w:t>
-      </w:r>
-      <w:proofErr w:type="spellEnd"/>
-      <w:r>
-        <w:rPr>
-          <w:rFonts w:hint="eastAsia"/>
-          <w:color w:val="000000"/>
-        </w:rPr>
-        <w:t xml:space="preserve"> </w:t>
-      </w:r>
-      <w:r>
-        <w:rPr>
-          <w:rFonts w:hint="eastAsia"/>
-          <w:color w:val="000000"/>
-        </w:rPr>
-        <w:t>在马→斑马任务上的本地部署为对象，拟在不改动模型结构与训练方式的前提下，考察运行时转换与低精度量化能否在本地</w:t>
-      </w:r>
-      <w:r>
-        <w:rPr>
-          <w:rFonts w:hint="eastAsia"/>
-          <w:color w:val="000000"/>
-        </w:rPr>
-        <w:t xml:space="preserve"> CPU </w:t>
-      </w:r>
-      <w:r>
-        <w:rPr>
-          <w:rFonts w:hint="eastAsia"/>
-          <w:color w:val="000000"/>
-        </w:rPr>
-        <w:t>环境中带来实际的效率收益，以及这些优化对生成结果造成何种变化。围绕这一目标，本项目拟研究以下四个问题。</w:t>
+        <w:t xml:space="preserve">本项目以预训练 CycleGAN 在马→斑马任务上的本地部署为对象，拟在不改动模型结构与训练方式的前提下，用运行时转换与低精度量化构造一组可控的数值扰动，考察这些扰动使生成结果发生了何种变化、变化落在哪一类语义成分上、源自生成器的哪些层，并同时报告它们在本地 CPU 环境中的效率代价与收益。围绕这一目标，本项目拟研究以下四个问题。</w:t>
       </w:r>
     </w:p>
     <w:p>
@@ -2667,127 +2095,52 @@
           <w:color w:val="000000"/>
           <w:lang w:bidi="or-IN"/>
         </w:rPr>
-        <w:t xml:space="preserve">2. </w:t>
-      </w:r>
-      <w:r>
-        <w:rPr>
-          <w:rFonts w:hint="eastAsia"/>
+        <w:t xml:space="preserve">2. 低精度扰动下生成结果的变化与推理效率的权衡问题</w:t>
+      </w:r>
+    </w:p>
+    <w:p>
+      <w:pPr>
+        <w:ind w:firstLineChars="200" w:firstLine="480"/>
+        <w:rPr>
+          <w:color w:val="000000"/>
+        </w:rPr>
+      </w:pPr>
+      <w:r>
+        <w:rPr>
+          <w:rFonts w:hint="eastAsia"/>
+          <w:color w:val="000000"/>
+        </w:rPr>
+        <w:t>模型转换、运行时优化与</w:t>
+      </w:r>
+      <w:r>
+        <w:rPr>
+          <w:rFonts w:hint="eastAsia"/>
+          <w:color w:val="000000"/>
+        </w:rPr>
+        <w:t xml:space="preserve"> INT8 </w:t>
+      </w:r>
+      <w:r>
+        <w:rPr>
+          <w:rFonts w:hint="eastAsia"/>
+          <w:color w:val="000000"/>
+        </w:rPr>
+        <w:t>量化是降低推理开销的常用途径，但其收益依赖于具体的网络结构、算子实现与硬件条件，且低精度表示可能改变输出。对生成模型而言，数值偏差会直接体现为图像纹理、色彩或结构的变化。</w:t>
+      </w:r>
+    </w:p>
+    <w:p>
+      <w:pPr>
+        <w:ind w:firstLineChars="200" w:firstLine="480"/>
+        <w:rPr>
           <w:color w:val="000000"/>
           <w:lang w:bidi="or-IN"/>
         </w:rPr>
-        <w:t>有限的</w:t>
-      </w:r>
-      <w:r>
-        <w:rPr>
-          <w:rFonts w:hint="eastAsia"/>
-          <w:color w:val="000000"/>
-          <w:lang w:bidi="or-IN"/>
-        </w:rPr>
-        <w:t xml:space="preserve"> CPU </w:t>
-      </w:r>
-      <w:r>
-        <w:rPr>
-          <w:rFonts w:hint="eastAsia"/>
-          <w:color w:val="000000"/>
-          <w:lang w:bidi="or-IN"/>
-        </w:rPr>
-        <w:t>环境下推理效率与生成质量的权衡问题</w:t>
-      </w:r>
-    </w:p>
-    <w:p>
-      <w:pPr>
-        <w:ind w:firstLineChars="200" w:firstLine="480"/>
-        <w:rPr>
-          <w:color w:val="000000"/>
-        </w:rPr>
-      </w:pPr>
-      <w:r>
-        <w:rPr>
-          <w:rFonts w:hint="eastAsia"/>
-          <w:color w:val="000000"/>
-        </w:rPr>
-        <w:t>模型转换、运行时优化与</w:t>
-      </w:r>
-      <w:r>
-        <w:rPr>
-          <w:rFonts w:hint="eastAsia"/>
-          <w:color w:val="000000"/>
-        </w:rPr>
-        <w:t xml:space="preserve"> INT8 </w:t>
-      </w:r>
-      <w:r>
-        <w:rPr>
-          <w:rFonts w:hint="eastAsia"/>
-          <w:color w:val="000000"/>
-        </w:rPr>
-        <w:t>量化是降低推理开销的常用途径，但其收益依赖于具体的网络结构、算子实现与硬件条件，且低精度表示可能改变输出。对生成模型而言，数值偏差会直接体现为图像纹理、色彩或结构的变化。</w:t>
-      </w:r>
-    </w:p>
-    <w:p>
-      <w:pPr>
-        <w:ind w:firstLineChars="200" w:firstLine="480"/>
-        <w:rPr>
-          <w:color w:val="000000"/>
-          <w:lang w:bidi="or-IN"/>
-        </w:rPr>
-      </w:pPr>
-      <w:r>
-        <w:rPr>
-          <w:rFonts w:hint="eastAsia"/>
-          <w:color w:val="000000"/>
-        </w:rPr>
-        <w:t>本项目拟在本地</w:t>
-      </w:r>
-      <w:r>
-        <w:rPr>
-          <w:rFonts w:hint="eastAsia"/>
-          <w:color w:val="000000"/>
-        </w:rPr>
-        <w:t xml:space="preserve"> CPU</w:t>
-      </w:r>
-      <w:r>
-        <w:rPr>
-          <w:rFonts w:hint="eastAsia"/>
-          <w:color w:val="000000"/>
-        </w:rPr>
-        <w:t>（</w:t>
-      </w:r>
-      <w:r>
-        <w:rPr>
-          <w:rFonts w:hint="eastAsia"/>
-          <w:color w:val="000000"/>
-        </w:rPr>
-        <w:t>Intel Core i5-1340P</w:t>
-      </w:r>
-      <w:r>
-        <w:rPr>
-          <w:rFonts w:hint="eastAsia"/>
-          <w:color w:val="000000"/>
-        </w:rPr>
-        <w:t>，</w:t>
-      </w:r>
-      <w:proofErr w:type="spellStart"/>
-      <w:r>
-        <w:rPr>
-          <w:rFonts w:hint="eastAsia"/>
-          <w:color w:val="000000"/>
-        </w:rPr>
-        <w:t>OpenVINO</w:t>
-      </w:r>
-      <w:proofErr w:type="spellEnd"/>
-      <w:r>
-        <w:rPr>
-          <w:rFonts w:hint="eastAsia"/>
-          <w:color w:val="000000"/>
-        </w:rPr>
-        <w:t xml:space="preserve"> CPU </w:t>
-      </w:r>
-      <w:r>
-        <w:rPr>
-          <w:rFonts w:hint="eastAsia"/>
-          <w:color w:val="000000"/>
-        </w:rPr>
-        <w:t>插件）实验条件下，比较不同方案的推理延迟、吞吐量、模型存储体积与内存占用，并结合质量指标判断效率收益是否以不可接受的质量变化为代价。结论以实测数据为依据，不预设量化必然提速，也不预设其质量损失可以接受；若收益有限或质量下降明显，将如实报告并分析可能原因。</w:t>
+      </w:pPr>
+      <w:r>
+        <w:rPr>
+          <w:rFonts w:hint="eastAsia"/>
+          <w:color w:val="000000"/>
+        </w:rPr>
+        <w:t xml:space="preserve">本项目拟在本地 CPU（Intel Core i5-1340P，OpenVINO CPU 插件）实验条件下，比较不同方案的推理延迟、吞吐量、模型存储体积与内存占用，并结合质量指标判断效率收益是否以不可接受的质量变化为代价；对出现的质量变化，再按风格、结构、背景三根语义轴分解，并把分解结果对应到生成器的层组上。结论以实测数据为依据，不预设量化必然提速，也不预设其质量损失可以接受；若收益有限或质量下降明显，将如实报告并分析可能原因。</w:t>
       </w:r>
     </w:p>
     <w:p>
@@ -3330,7 +2683,7 @@
           <w:rFonts w:hint="eastAsia"/>
           <w:color w:val="000000"/>
         </w:rPr>
-        <w:t>马→斑马转换不存在唯一正确的输出，难以用单一准确率或逐像素误差衡量。各类评价手段各有适用范围，分布层面的指标反映生成样本集合与真实样本集合在特征空间中的距离，样本量有限时估计不够稳定，且无法说明单张图的姿态或背景是否保留；借助辅助模型的区域重叠、边缘与背景比较可为结构保留提供参考证据，但其结果受辅助模型自身局限以及斑马条纹的影响，背景比较还需要一致且可解释的区域定义，检测或分割失败须经人工复核，不能直接等同于生成图畸形；分类器的判别结果也仅是辅助证据。本项目拟区分四个层面，即生成结果是否符合目标域、是否保留输入内容、优化改变了多少输出、运行效率是否提高，并结合自动指标、人工评价与异常样本分析，分项记录自然度、斑马外观特征、姿态与轮廓、背景保留及运行性能，不将性质不同的指标合成总分，以便定位具体的退化项目并支持失败案例分析。校准、调参与最终评测所用数据相互隔离，对数据规模受限造成的结论局限予以说明。</w:t>
+        <w:t xml:space="preserve">马→斑马转换不存在唯一正确的输出，难以用单一准确率或逐像素误差衡量。各类评价手段各有适用范围，分布层面的指标反映生成样本集合与真实样本集合在特征空间中的距离，样本量有限时估计不够稳定，且无法说明单张图的姿态或背景是否保留；借助辅助模型的区域重叠、边缘与背景比较可为结构保留提供参考证据，但其结果受辅助模型自身局限以及斑马条纹的影响，背景比较还需要一致且可解释的区域定义，检测或分割失败须经人工复核，不能直接等同于生成图畸形；分类器的判别结果也仅是辅助证据。本项目拟区分四个层面，即生成结果是否符合目标域、是否保留输入内容、优化改变了多少输出、运行效率是否提高，并结合自动指标、人工评价与异常样本分析，分项记录自然度、斑马外观特征、姿态与轮廓、背景保留及运行性能，不将性质不同的指标合成总分，以便定位具体的退化项目并支持失败案例分析；退化项目按风格、结构、背景三根语义轴归档，并与层间漂移曲线对照。校准、调参与最终评测所用数据相互隔离，对数据规模受限造成的结论局限予以说明。</w:t>
       </w:r>
     </w:p>
     <w:p>
@@ -5040,18 +4393,8 @@
       </w:r>
     </w:p>
     <w:p>
-      <w:pPr>
-        <w:ind w:firstLineChars="200" w:firstLine="480"/>
-        <w:rPr>
-          <w:color w:val="000000"/>
-        </w:rPr>
-      </w:pPr>
-      <w:r>
-        <w:rPr>
-          <w:rFonts w:hint="eastAsia"/>
-          <w:color w:val="000000"/>
-        </w:rPr>
-        <w:t xml:space="preserve">把这条链串起来看，量化在这里不是目的，而是一个可控的扰动手段。同一个网络、同一套权重，改一次数值精度，观察三根语义轴各自怎么变，再用中间层的逐层漂移定位到具体的层组，最后得到一张层序号到语义轴的对应关系。哪一层对精度敏感，说明它承载的信息更依赖数值表达；哪一层不敏感，说明它承载的是更鲁棒的结构或位置信息。这个结论既是本项目想回答的图像表示问题，也能说明这类迁移网络里哪一部分信息对数值表达更敏感。</w:t>
+      <w:r>
+        <w:t xml:space="preserve">把这条链串起来看，量化在这里承担的角色是一个可控的扰动手段。同一个网络、同一套权重，改一次数值精度，观察三根语义轴各自怎么变，再用中间层的逐层漂移定位到具体的层组，最后得到一张层序号到语义轴的对应关系。哪一层对精度敏感，说明它承载的信息更依赖数值表达；哪一层不敏感，说明它承载的是更鲁棒的结构或位置信息。这个结论既是本项目想回答的图像表示问题，也能说明这类迁移网络里哪一部分信息对数值表达更敏感。</w:t>
       </w:r>
     </w:p>
     <w:p>
@@ -6314,7 +5657,7 @@
           <w:rFonts w:hint="eastAsia"/>
           <w:color w:val="000000"/>
         </w:rPr>
-        <w:t xml:space="preserve">这五块的关系是，第一块是基础，第二、三块是两级加速，同时也构成了同一网络、不同数值精度的对照，第四块是评测与归因，第五块是交付载体，训练复现则作为一个独立环节，用于检验我们对方法的理解，不与主对照共用模型。工程侧的结论回答这套模型能不能在 CPU 上跑起来、跑快了多少，原理侧的结论说明这样跑下去丢掉的是什么、留下的是什么，两条线互为支撑。前四块中任何一块没做实，后续结论都不成立。我们组的分工沿这条链条展开，任何一环受阻，整条链条都要停下来等。这也是我们把 PoC 放在最前面的原因，宁可先花几天把链路验通，也不想做到一半才发现走不通。</w:t>
+        <w:t xml:space="preserve">这五块的关系是，第一块是基础，第二、三块把同一套权重先后换成另一个运行环境和另一种数值精度，构成一条变量唯一的扰动链，第四块是评测与归因，第五块是交付载体，训练复现则作为一个独立环节，用于检验我们对方法的理解，不与主对照共用模型。工程侧的结论回答这套模型能不能在 CPU 上跑起来、跑快了多少，原理侧的结论说明这样跑下去丢掉的是什么、留下的是什么，两条线互为支撑。前四块中任何一块没做实，后续结论都不成立。我们组的分工沿这条链条展开，任何一环受阻，整条链条都要停下来等。这也是我们把 PoC 放在最前面的原因，宁可先花几天把链路验通，也不想做到一半才发现走不通。</w:t>
       </w:r>
     </w:p>
     <w:p>
@@ -6329,7 +5672,7 @@
           <w:rFonts w:hint="eastAsia"/>
           <w:color w:val="000000"/>
         </w:rPr>
-        <w:t xml:space="preserve">回到本项目一开始提出的两个问题，前面几步让马到斑马的实例对象迁移在本地 CPU 上跑得更快，这是工程侧的结论；借助同一套网络、不同精度的对照，我们同时希望说清楚这类迁移任务的特点与难点，以及生成器的中间层表示里，风格信息与结构信息分别如何编码、对数值扰动有多敏感。这两条线互相支撑，缺任一条，项目都会退化成单纯调用一次开源模型。</w:t>
+        <w:t xml:space="preserve">回到本项目一开始提出的两个问题，前面几步让马到斑马的实例对象迁移在本地 CPU 上跑通，并给出完整的效率数据，这是工程侧的结论；借助同一套网络、不同精度的对照，我们同时希望说清楚这类迁移任务的特点与难点，以及生成器的中间层表示里，风格信息与结构信息分别如何编码、对数值扰动有多敏感。这两条线互相支撑，缺任一条，项目都会退化成单纯调用一次开源模型。</w:t>
       </w:r>
     </w:p>
     <w:p>
@@ -6398,7 +5741,7 @@
           <w:rFonts w:hint="eastAsia"/>
           <w:color w:val="000000"/>
         </w:rPr>
-        <w:t xml:space="preserve">核心交付为 horse2zebra 迁移对的 PyTorch FP32、OpenVINO FP32、OpenVINO INT8 三组对比，交付链条很短。第二个迁移对、Web Demo、训练复现也列入同期交付。这套目标的量级属于课程以内的工程实现与实验分析。</w:t>
+        <w:t xml:space="preserve">核心交付为 horse2zebra 迁移对的 PyTorch FP32、OpenVINO FP32、OpenVINO INT8 三组对比，附层间表示差异曲线与语义归因结果，交付链条很短。第二个迁移对、Web Demo、训练复现也列入同期交付。这套目标的量级属于课程以内的工程实现与实验分析。</w:t>
       </w:r>
     </w:p>
     <w:p>
@@ -7341,7 +6684,7 @@
           <w:rFonts w:hint="eastAsia"/>
           <w:color w:val="000000"/>
         </w:rPr>
-        <w:t>实验方法重点在变量控制。三组之间只差一个因素：基线组定原始输出的水准，换引擎组隔离转换环节的影响，量化组再叠加降低精度这一个变化。这样每组差值都能落到一个具体环节上。</w:t>
+        <w:t xml:space="preserve">实验方法重点在变量控制。三组之间只差一个因素：基线组定原始输出的水准，换引擎组隔离转换环节的影响，量化组再叠加降低精度这一个变化。这样每组差值都能落到一个具体环节上。同一条对照同时用于表示分析，B、C 两组权重完全相同，逐层特征图的差异只来自数值精度，层间漂移曲线因而可以独立于评测指标解读。</w:t>
       </w:r>
     </w:p>
     <w:p>
@@ -9195,97 +8538,7 @@
           <w:rFonts w:hint="eastAsia"/>
           <w:color w:val="000000"/>
         </w:rPr>
-        <w:t>每一步都有相应的降级策略：第二步转换不通过，先排查算子与数值差异来源，仍不通过则改走</w:t>
-      </w:r>
-      <w:r>
-        <w:rPr>
-          <w:rFonts w:hint="eastAsia"/>
-          <w:color w:val="000000"/>
-        </w:rPr>
-        <w:t xml:space="preserve"> </w:t>
-      </w:r>
-      <w:proofErr w:type="spellStart"/>
-      <w:r>
-        <w:rPr>
-          <w:rFonts w:hint="eastAsia"/>
-          <w:color w:val="000000"/>
-        </w:rPr>
-        <w:t>OpenVINO</w:t>
-      </w:r>
-      <w:proofErr w:type="spellEnd"/>
-      <w:r>
-        <w:rPr>
-          <w:rFonts w:hint="eastAsia"/>
-          <w:color w:val="000000"/>
-        </w:rPr>
-        <w:t xml:space="preserve"> </w:t>
-      </w:r>
-      <w:r>
-        <w:rPr>
-          <w:rFonts w:hint="eastAsia"/>
-          <w:color w:val="000000"/>
-        </w:rPr>
-        <w:t>的</w:t>
-      </w:r>
-      <w:r>
-        <w:rPr>
-          <w:rFonts w:hint="eastAsia"/>
-          <w:color w:val="000000"/>
-        </w:rPr>
-        <w:t xml:space="preserve"> </w:t>
-      </w:r>
-      <w:proofErr w:type="spellStart"/>
-      <w:r>
-        <w:rPr>
-          <w:rFonts w:hint="eastAsia"/>
-          <w:color w:val="000000"/>
-        </w:rPr>
-        <w:t>PyTorch</w:t>
-      </w:r>
-      <w:proofErr w:type="spellEnd"/>
-      <w:r>
-        <w:rPr>
-          <w:rFonts w:hint="eastAsia"/>
-          <w:color w:val="000000"/>
-        </w:rPr>
-        <w:t xml:space="preserve"> </w:t>
-      </w:r>
-      <w:r>
-        <w:rPr>
-          <w:rFonts w:hint="eastAsia"/>
-          <w:color w:val="000000"/>
-        </w:rPr>
-        <w:t>前端直接转换；第三步量化精度损失不可接受，就回退到</w:t>
-      </w:r>
-      <w:r>
-        <w:rPr>
-          <w:rFonts w:hint="eastAsia"/>
-          <w:color w:val="000000"/>
-        </w:rPr>
-        <w:t xml:space="preserve"> </w:t>
-      </w:r>
-      <w:proofErr w:type="spellStart"/>
-      <w:r>
-        <w:rPr>
-          <w:rFonts w:hint="eastAsia"/>
-          <w:color w:val="000000"/>
-        </w:rPr>
-        <w:t>OpenVINO</w:t>
-      </w:r>
-      <w:proofErr w:type="spellEnd"/>
-      <w:r>
-        <w:rPr>
-          <w:rFonts w:hint="eastAsia"/>
-          <w:color w:val="000000"/>
-        </w:rPr>
-        <w:t xml:space="preserve"> FP32 </w:t>
-      </w:r>
-      <w:r>
-        <w:rPr>
-          <w:rFonts w:hint="eastAsia"/>
-          <w:color w:val="000000"/>
-        </w:rPr>
-        <w:t>运行组。</w:t>
+        <w:t xml:space="preserve">每一步都有相应的降级策略：第二步转换不通过，先排查算子与数值差异来源，仍不通过则改走 OpenVINO 的 PyTorch 前端直接转换；第三步量化精度损失不可接受，就回退到 OpenVINO FP32 运行组；若层间漂移落在噪声水平以内，即量化未引起可测的表示变化，则如实报告这一负结果，结论退回到三组质量指标的差异上，其余环节不受影响。</w:t>
       </w:r>
     </w:p>
     <w:p>
@@ -11137,6 +10390,112 @@
                 <w:rFonts w:hint="eastAsia"/>
                 <w:color w:val="000000"/>
               </w:rPr>
+              <w:t xml:space="preserve">B/C 组中间层特征提取与逐层漂移分析（E7）</w:t>
+            </w:r>
+          </w:p>
+        </w:tc>
+        <w:tc>
+          <w:tcPr>
+            <w:tcW w:w="1050" w:type="dxa"/>
+            <w:tcBorders>
+              <w:top w:val="single" w:sz="0" w:space="0" w:color="CBCDD1"/>
+              <w:left w:val="single" w:sz="0" w:space="0" w:color="CBCDD1"/>
+              <w:bottom w:val="single" w:sz="11" w:space="0" w:color="CBCDD1"/>
+              <w:right w:val="single" w:sz="11" w:space="0" w:color="CBCDD1"/>
+            </w:tcBorders>
+            <w:vAlign w:val="center"/>
+          </w:tcPr>
+          <w:p>
+            <w:pPr>
+              <w:jc w:val="center"/>
+              <w:rPr>
+                <w:color w:val="000000"/>
+              </w:rPr>
+            </w:pPr>
+            <w:r>
+              <w:rPr>
+                <w:rFonts w:hint="eastAsia"/>
+                <w:color w:val="000000"/>
+              </w:rPr>
+              <w:t xml:space="preserve">成员D</w:t>
+            </w:r>
+          </w:p>
+        </w:tc>
+        <w:tc>
+          <w:tcPr>
+            <w:tcW w:w="1500" w:type="dxa"/>
+            <w:tcBorders>
+              <w:top w:val="single" w:sz="0" w:space="0" w:color="CBCDD1"/>
+              <w:left w:val="single" w:sz="0" w:space="0" w:color="CBCDD1"/>
+              <w:bottom w:val="single" w:sz="11" w:space="0" w:color="CBCDD1"/>
+              <w:right w:val="single" w:sz="11" w:space="0" w:color="CBCDD1"/>
+            </w:tcBorders>
+            <w:vAlign w:val="center"/>
+          </w:tcPr>
+          <w:p>
+            <w:pPr>
+              <w:jc w:val="center"/>
+              <w:rPr>
+                <w:color w:val="000000"/>
+              </w:rPr>
+            </w:pPr>
+            <w:r>
+              <w:rPr>
+                <w:color w:val="000000"/>
+              </w:rPr>
+              <w:t xml:space="preserve">11.20–11.25</w:t>
+            </w:r>
+          </w:p>
+        </w:tc>
+        <w:tc>
+          <w:tcPr>
+            <w:tcW w:w="2190" w:type="dxa"/>
+            <w:tcBorders>
+              <w:top w:val="single" w:sz="0" w:space="0" w:color="CBCDD1"/>
+              <w:left w:val="single" w:sz="0" w:space="0" w:color="CBCDD1"/>
+              <w:bottom w:val="single" w:sz="11" w:space="0" w:color="CBCDD1"/>
+              <w:right w:val="single" w:sz="11" w:space="0" w:color="CBCDD1"/>
+            </w:tcBorders>
+            <w:vAlign w:val="center"/>
+          </w:tcPr>
+          <w:p>
+            <w:pPr>
+              <w:rPr>
+                <w:color w:val="000000"/>
+              </w:rPr>
+            </w:pPr>
+            <w:r>
+              <w:rPr>
+                <w:color w:val="000000"/>
+              </w:rPr>
+              <w:t xml:space="preserve">E7 层间表示差异曲线</w:t>
+            </w:r>
+          </w:p>
+        </w:tc>
+      </w:tr>
+      <w:tr>
+        <w:tc>
+          <w:tcPr>
+            <w:tcW w:w="4200" w:type="dxa"/>
+            <w:tcBorders>
+              <w:top w:val="single" w:sz="0" w:space="0" w:color="CBCDD1"/>
+              <w:left w:val="single" w:sz="11" w:space="0" w:color="CBCDD1"/>
+              <w:bottom w:val="single" w:sz="11" w:space="0" w:color="CBCDD1"/>
+              <w:right w:val="single" w:sz="11" w:space="0" w:color="CBCDD1"/>
+            </w:tcBorders>
+            <w:vAlign w:val="center"/>
+          </w:tcPr>
+          <w:p>
+            <w:pPr>
+              <w:rPr>
+                <w:color w:val="000000"/>
+              </w:rPr>
+            </w:pPr>
+            <w:r>
+              <w:rPr>
+                <w:rFonts w:hint="eastAsia"/>
+                <w:color w:val="000000"/>
+              </w:rPr>
               <w:t>进展报告撰写与提交；</w:t>
             </w:r>
             <w:proofErr w:type="spellStart"/>
@@ -11513,33 +10872,7 @@
                 <w:rFonts w:hint="eastAsia"/>
                 <w:color w:val="000000"/>
               </w:rPr>
-              <w:t>任务型斑马判别准确率（</w:t>
-            </w:r>
-            <w:r>
-              <w:rPr>
-                <w:color w:val="000000"/>
-              </w:rPr>
-              <w:t>E5</w:t>
-            </w:r>
-            <w:r>
-              <w:rPr>
-                <w:rFonts w:hint="eastAsia"/>
-                <w:color w:val="000000"/>
-              </w:rPr>
-              <w:t>）与结构保真评测（</w:t>
-            </w:r>
-            <w:r>
-              <w:rPr>
-                <w:color w:val="000000"/>
-              </w:rPr>
-              <w:t>E6</w:t>
-            </w:r>
-            <w:r>
-              <w:rPr>
-                <w:rFonts w:hint="eastAsia"/>
-                <w:color w:val="000000"/>
-              </w:rPr>
-              <w:t>）</w:t>
+              <w:t xml:space="preserve">任务型斑马判别准确率（E5）、结构保真评测（E6）与语义归因（E8）</w:t>
             </w:r>
           </w:p>
         </w:tc>
@@ -11598,46 +10931,7 @@
               <w:rPr>
                 <w:color w:val="000000"/>
               </w:rPr>
-              <w:t>11</w:t>
-            </w:r>
-            <w:r>
-              <w:rPr>
-                <w:rFonts w:hint="eastAsia"/>
-                <w:color w:val="000000"/>
-              </w:rPr>
-              <w:t>.</w:t>
-            </w:r>
-            <w:r>
-              <w:rPr>
-                <w:color w:val="000000"/>
-              </w:rPr>
-              <w:t>26–</w:t>
-            </w:r>
-            <w:r>
-              <w:rPr>
-                <w:rFonts w:hint="eastAsia"/>
-                <w:color w:val="000000"/>
-              </w:rPr>
-              <w:t>1</w:t>
-            </w:r>
-            <w:r>
-              <w:rPr>
-                <w:color w:val="000000"/>
-              </w:rPr>
-              <w:t>2</w:t>
-            </w:r>
-            <w:r>
-              <w:rPr>
-                <w:rFonts w:hint="eastAsia"/>
-                <w:color w:val="000000"/>
-              </w:rPr>
-              <w:t>.</w:t>
-            </w:r>
-            <w:r>
-              <w:rPr>
-                <w:color w:val="000000"/>
-              </w:rPr>
-              <w:t>10</w:t>
+              <w:t xml:space="preserve">11.26–12.15</w:t>
             </w:r>
           </w:p>
         </w:tc>
@@ -11662,27 +10956,7 @@
               <w:rPr>
                 <w:color w:val="000000"/>
               </w:rPr>
-              <w:t xml:space="preserve">E5 </w:t>
-            </w:r>
-            <w:r>
-              <w:rPr>
-                <w:rFonts w:hint="eastAsia"/>
-                <w:color w:val="000000"/>
-              </w:rPr>
-              <w:t>准确率表、</w:t>
-            </w:r>
-            <w:r>
-              <w:rPr>
-                <w:color w:val="000000"/>
-              </w:rPr>
-              <w:t xml:space="preserve">E6 </w:t>
-            </w:r>
-            <w:r>
-              <w:rPr>
-                <w:rFonts w:hint="eastAsia"/>
-                <w:color w:val="000000"/>
-              </w:rPr>
-              <w:t>结构保真表、异常样例</w:t>
+              <w:t xml:space="preserve">E5 准确率表、E6 结构保真表、E8 语义归因表与层序号×语义轴对应表</w:t>
             </w:r>
           </w:p>
         </w:tc>
@@ -12018,7 +11292,7 @@
                 <w:rFonts w:hint="eastAsia"/>
                 <w:color w:val="000000"/>
               </w:rPr>
-              <w:t>全部实验数据汇总、图表整理、期末课程项目报告撰写定稿</w:t>
+              <w:t xml:space="preserve">全部实验数据（含层间漂移与语义归因）汇总、图表整理、期末课程项目报告撰写定稿</w:t>
             </w:r>
           </w:p>
         </w:tc>
@@ -12750,346 +12024,63 @@
           <w:rFonts w:hint="eastAsia"/>
           <w:color w:val="000000"/>
         </w:rPr>
-        <w:t xml:space="preserve">[23] </w:t>
-      </w:r>
-      <w:proofErr w:type="gramStart"/>
-      <w:r>
-        <w:rPr>
-          <w:rFonts w:hint="eastAsia"/>
-          <w:color w:val="000000"/>
-        </w:rPr>
-        <w:t>王坤峰</w:t>
-      </w:r>
-      <w:r>
-        <w:rPr>
-          <w:rFonts w:hint="eastAsia"/>
-          <w:color w:val="000000"/>
-        </w:rPr>
-        <w:t>,</w:t>
-      </w:r>
-      <w:proofErr w:type="gramEnd"/>
-      <w:r>
-        <w:rPr>
-          <w:rFonts w:hint="eastAsia"/>
-          <w:color w:val="000000"/>
-        </w:rPr>
-        <w:t xml:space="preserve"> </w:t>
-      </w:r>
-      <w:proofErr w:type="gramStart"/>
-      <w:r>
-        <w:rPr>
-          <w:rFonts w:hint="eastAsia"/>
-          <w:color w:val="000000"/>
-        </w:rPr>
-        <w:t>苟超</w:t>
-      </w:r>
-      <w:r>
-        <w:rPr>
-          <w:rFonts w:hint="eastAsia"/>
-          <w:color w:val="000000"/>
-        </w:rPr>
-        <w:t>,</w:t>
-      </w:r>
-      <w:proofErr w:type="gramEnd"/>
-      <w:r>
-        <w:rPr>
-          <w:rFonts w:hint="eastAsia"/>
-          <w:color w:val="000000"/>
-        </w:rPr>
-        <w:t xml:space="preserve"> </w:t>
-      </w:r>
-      <w:proofErr w:type="gramStart"/>
-      <w:r>
-        <w:rPr>
-          <w:rFonts w:hint="eastAsia"/>
-          <w:color w:val="000000"/>
-        </w:rPr>
-        <w:t>段艳杰</w:t>
-      </w:r>
-      <w:r>
-        <w:rPr>
-          <w:rFonts w:hint="eastAsia"/>
-          <w:color w:val="000000"/>
-        </w:rPr>
-        <w:t>,</w:t>
-      </w:r>
-      <w:proofErr w:type="gramEnd"/>
-      <w:r>
-        <w:rPr>
-          <w:rFonts w:hint="eastAsia"/>
-          <w:color w:val="000000"/>
-        </w:rPr>
-        <w:t xml:space="preserve"> </w:t>
-      </w:r>
-      <w:proofErr w:type="gramStart"/>
-      <w:r>
-        <w:rPr>
-          <w:rFonts w:hint="eastAsia"/>
-          <w:color w:val="000000"/>
-        </w:rPr>
-        <w:t>等</w:t>
-      </w:r>
-      <w:r>
-        <w:rPr>
-          <w:rFonts w:hint="eastAsia"/>
-          <w:color w:val="000000"/>
-        </w:rPr>
-        <w:t>,</w:t>
-      </w:r>
-      <w:proofErr w:type="gramEnd"/>
-      <w:r>
-        <w:rPr>
-          <w:rFonts w:hint="eastAsia"/>
-          <w:color w:val="000000"/>
-        </w:rPr>
-        <w:t xml:space="preserve"> 2017. </w:t>
-      </w:r>
-      <w:r>
-        <w:rPr>
-          <w:rFonts w:hint="eastAsia"/>
-          <w:color w:val="000000"/>
-        </w:rPr>
-        <w:t>生成式对抗网络</w:t>
-      </w:r>
-      <w:r>
-        <w:rPr>
-          <w:rFonts w:hint="eastAsia"/>
-          <w:color w:val="000000"/>
-        </w:rPr>
-        <w:t>GAN</w:t>
-      </w:r>
-      <w:r>
-        <w:rPr>
-          <w:rFonts w:hint="eastAsia"/>
-          <w:color w:val="000000"/>
-        </w:rPr>
-        <w:t>的研究进展与展望</w:t>
-      </w:r>
-      <w:r>
-        <w:rPr>
-          <w:rFonts w:hint="eastAsia"/>
-          <w:color w:val="000000"/>
-        </w:rPr>
-        <w:t xml:space="preserve">[J]. </w:t>
-      </w:r>
-      <w:r>
-        <w:rPr>
-          <w:rFonts w:hint="eastAsia"/>
-          <w:color w:val="000000"/>
-        </w:rPr>
-        <w:t>自动化</w:t>
-      </w:r>
-      <w:proofErr w:type="gramStart"/>
-      <w:r>
-        <w:rPr>
-          <w:rFonts w:hint="eastAsia"/>
-          <w:color w:val="000000"/>
-        </w:rPr>
-        <w:t>学报</w:t>
-      </w:r>
-      <w:r>
-        <w:rPr>
-          <w:rFonts w:hint="eastAsia"/>
-          <w:color w:val="000000"/>
-        </w:rPr>
-        <w:t>,</w:t>
-      </w:r>
-      <w:proofErr w:type="gramEnd"/>
-      <w:r>
-        <w:rPr>
-          <w:rFonts w:hint="eastAsia"/>
-          <w:color w:val="000000"/>
-        </w:rPr>
-        <w:t xml:space="preserve"> 43</w:t>
-      </w:r>
-      <w:proofErr w:type="gramStart"/>
-      <w:r>
-        <w:rPr>
-          <w:rFonts w:hint="eastAsia"/>
-          <w:color w:val="000000"/>
-        </w:rPr>
-        <w:t>(3)</w:t>
-      </w:r>
-      <w:proofErr w:type="gramEnd"/>
-      <w:r>
-        <w:rPr>
-          <w:rFonts w:hint="eastAsia"/>
-          <w:color w:val="000000"/>
-        </w:rPr>
-        <w:t>: 321-332.</w:t>
-      </w:r>
-    </w:p>
-    <w:p>
-      <w:pPr>
-        <w:rPr>
-          <w:color w:val="000000"/>
-        </w:rPr>
-      </w:pPr>
-      <w:r>
-        <w:rPr>
-          <w:rFonts w:hint="eastAsia"/>
-          <w:color w:val="000000"/>
-        </w:rPr>
-        <w:t xml:space="preserve">[24] </w:t>
-      </w:r>
-      <w:r>
-        <w:rPr>
-          <w:rFonts w:hint="eastAsia"/>
-          <w:color w:val="000000"/>
-        </w:rPr>
-        <w:t>林懿</w:t>
-      </w:r>
-      <w:proofErr w:type="gramStart"/>
-      <w:r>
-        <w:rPr>
-          <w:rFonts w:hint="eastAsia"/>
-          <w:color w:val="000000"/>
-        </w:rPr>
-        <w:t>伦</w:t>
-      </w:r>
-      <w:r>
-        <w:rPr>
-          <w:rFonts w:hint="eastAsia"/>
-          <w:color w:val="000000"/>
-        </w:rPr>
-        <w:t>,</w:t>
-      </w:r>
-      <w:proofErr w:type="gramEnd"/>
-      <w:r>
-        <w:rPr>
-          <w:rFonts w:hint="eastAsia"/>
-          <w:color w:val="000000"/>
-        </w:rPr>
-        <w:t xml:space="preserve"> </w:t>
-      </w:r>
-      <w:proofErr w:type="gramStart"/>
-      <w:r>
-        <w:rPr>
-          <w:rFonts w:hint="eastAsia"/>
-          <w:color w:val="000000"/>
-        </w:rPr>
-        <w:t>戴星原</w:t>
-      </w:r>
-      <w:r>
-        <w:rPr>
-          <w:rFonts w:hint="eastAsia"/>
-          <w:color w:val="000000"/>
-        </w:rPr>
-        <w:t>,</w:t>
-      </w:r>
-      <w:proofErr w:type="gramEnd"/>
-      <w:r>
-        <w:rPr>
-          <w:rFonts w:hint="eastAsia"/>
-          <w:color w:val="000000"/>
-        </w:rPr>
-        <w:t xml:space="preserve"> </w:t>
-      </w:r>
-      <w:proofErr w:type="gramStart"/>
-      <w:r>
-        <w:rPr>
-          <w:rFonts w:hint="eastAsia"/>
-          <w:color w:val="000000"/>
-        </w:rPr>
-        <w:t>李力</w:t>
-      </w:r>
-      <w:r>
-        <w:rPr>
-          <w:rFonts w:hint="eastAsia"/>
-          <w:color w:val="000000"/>
-        </w:rPr>
-        <w:t>,</w:t>
-      </w:r>
-      <w:proofErr w:type="gramEnd"/>
-      <w:r>
-        <w:rPr>
-          <w:rFonts w:hint="eastAsia"/>
-          <w:color w:val="000000"/>
-        </w:rPr>
-        <w:t xml:space="preserve"> </w:t>
-      </w:r>
-      <w:proofErr w:type="gramStart"/>
-      <w:r>
-        <w:rPr>
-          <w:rFonts w:hint="eastAsia"/>
-          <w:color w:val="000000"/>
-        </w:rPr>
-        <w:t>等</w:t>
-      </w:r>
-      <w:r>
-        <w:rPr>
-          <w:rFonts w:hint="eastAsia"/>
-          <w:color w:val="000000"/>
-        </w:rPr>
-        <w:t>,</w:t>
-      </w:r>
-      <w:proofErr w:type="gramEnd"/>
-      <w:r>
-        <w:rPr>
-          <w:rFonts w:hint="eastAsia"/>
-          <w:color w:val="000000"/>
-        </w:rPr>
-        <w:t xml:space="preserve"> 2018. </w:t>
-      </w:r>
-      <w:r>
-        <w:rPr>
-          <w:rFonts w:hint="eastAsia"/>
-          <w:color w:val="000000"/>
-        </w:rPr>
-        <w:t>人工智能研究的新前线：生成式对抗网络</w:t>
-      </w:r>
-      <w:r>
-        <w:rPr>
-          <w:rFonts w:hint="eastAsia"/>
-          <w:color w:val="000000"/>
-        </w:rPr>
-        <w:t xml:space="preserve">[J]. </w:t>
-      </w:r>
-      <w:r>
-        <w:rPr>
-          <w:rFonts w:hint="eastAsia"/>
-          <w:color w:val="000000"/>
-        </w:rPr>
-        <w:t>自动化</w:t>
-      </w:r>
-      <w:proofErr w:type="gramStart"/>
-      <w:r>
-        <w:rPr>
-          <w:rFonts w:hint="eastAsia"/>
-          <w:color w:val="000000"/>
-        </w:rPr>
-        <w:t>学报</w:t>
-      </w:r>
-      <w:r>
-        <w:rPr>
-          <w:rFonts w:hint="eastAsia"/>
-          <w:color w:val="000000"/>
-        </w:rPr>
-        <w:t>,</w:t>
-      </w:r>
-      <w:proofErr w:type="gramEnd"/>
-      <w:r>
-        <w:rPr>
-          <w:rFonts w:hint="eastAsia"/>
-          <w:color w:val="000000"/>
-        </w:rPr>
-        <w:t xml:space="preserve"> 44</w:t>
-      </w:r>
-      <w:proofErr w:type="gramStart"/>
-      <w:r>
-        <w:rPr>
-          <w:rFonts w:hint="eastAsia"/>
-          <w:color w:val="000000"/>
-        </w:rPr>
-        <w:t>(5)</w:t>
-      </w:r>
-      <w:proofErr w:type="gramEnd"/>
-      <w:r>
-        <w:rPr>
-          <w:rFonts w:hint="eastAsia"/>
-          <w:color w:val="000000"/>
-        </w:rPr>
-        <w:t>: 775-792.</w:t>
+        <w:t xml:space="preserve">[23] YOSINSKI J, CLUNE J, BENGIO Y, et al., 2014. How transferable are features in deep neural networks?[A]//Advances in Neural Information Processing Systems. 3320-3328.</w:t>
+      </w:r>
+    </w:p>
+    <w:p>
+      <w:pPr>
+        <w:rPr>
+          <w:color w:val="000000"/>
+        </w:rPr>
+      </w:pPr>
+      <w:r>
+        <w:rPr>
+          <w:rFonts w:hint="eastAsia"/>
+          <w:color w:val="000000"/>
+        </w:rPr>
+        <w:t xml:space="preserve">[24] BAU D, ZHOU B, KHOSLA A, et al., 2017. Network dissection: quantifying interpretability of deep visual representations[A]//Proceedings of the IEEE Conference on Computer Vision and Pattern Recognition. 6541-6549.</w:t>
+      </w:r>
+    </w:p>
+    <w:p>
+      <w:pPr>
+        <w:rPr>
+          <w:color w:val="000000"/>
+        </w:rPr>
+      </w:pPr>
+      <w:r>
+        <w:rPr>
+          <w:rFonts w:hint="eastAsia"/>
+          <w:color w:val="000000"/>
+        </w:rPr>
+        <w:t xml:space="preserve">[25] BAU D, ZHU J Y, STROBELT H, et al., 2019. GAN dissection: visualizing and understanding generative adversarial networks[A]//International Conference on Learning Representations.</w:t>
+      </w:r>
+    </w:p>
+    <w:p>
+      <w:pPr>
+        <w:rPr>
+          <w:color w:val="000000"/>
+        </w:rPr>
+      </w:pPr>
+      <w:r>
+        <w:rPr>
+          <w:rFonts w:hint="eastAsia"/>
+          <w:color w:val="000000"/>
+        </w:rPr>
+        <w:t xml:space="preserve">[26] 王坤峰, 苟超, 段艳杰, 等, 2017. 生成式对抗网络GAN的研究进展与展望[J]. 自动化学报, 43(3): 321-332.</w:t>
+      </w:r>
+    </w:p>
+    <w:p>
+      <w:pPr>
+        <w:rPr>
+          <w:color w:val="000000"/>
+        </w:rPr>
+      </w:pPr>
+      <w:r>
+        <w:rPr>
+          <w:rFonts w:hint="eastAsia"/>
+          <w:color w:val="000000"/>
+        </w:rPr>
+        <w:t xml:space="preserve">[27] 林懿伦, 戴星原, 李力, 等, 2018. 人工智能研究的新前线：生成式对抗网络[J]. 自动化学报, 44(5): 775-792.</w:t>
       </w:r>
     </w:p>
     <w:sectPr>

--- a/docs/开题报告.docx
+++ b/docs/开题报告.docx
@@ -1786,6 +1786,36 @@
           <w:color w:val="000000"/>
           <w:vertAlign w:val="superscript"/>
         </w:rPr>
+        <w:t xml:space="preserve">[18]</w:t>
+      </w:r>
+      <w:r>
+        <w:rPr>
+          <w:rFonts w:hint="eastAsia"/>
+          <w:color w:val="000000"/>
+        </w:rPr>
+        <w:t xml:space="preserve">的 Deep Compression 用剪枝、量化和编码大幅压缩网络体积；Jacob 等</w:t>
+      </w:r>
+      <w:r>
+        <w:rPr>
+          <w:rFonts w:hint="eastAsia"/>
+          <w:color w:val="000000"/>
+          <w:vertAlign w:val="superscript"/>
+        </w:rPr>
+        <w:t xml:space="preserve">[19]</w:t>
+      </w:r>
+      <w:r>
+        <w:rPr>
+          <w:rFonts w:hint="eastAsia"/>
+          <w:color w:val="000000"/>
+        </w:rPr>
+        <w:t xml:space="preserve">系统提出的整数运算量化方案，使 INT8 推理在精度损失可控的前提下大幅提速，成为工业界量化部署的基础。不过这些工作主要面向分类、检测等判别式网络。在生成模型方向，Li 等</w:t>
+      </w:r>
+      <w:r>
+        <w:rPr>
+          <w:rFonts w:hint="eastAsia"/>
+          <w:color w:val="000000"/>
+          <w:vertAlign w:val="superscript"/>
+        </w:rPr>
         <w:t xml:space="preserve">[20]</w:t>
       </w:r>
       <w:r>
@@ -1793,7 +1823,7 @@
           <w:rFonts w:hint="eastAsia"/>
           <w:color w:val="000000"/>
         </w:rPr>
-        <w:t xml:space="preserve">的 Deep Compression 用剪枝、量化和编码大幅压缩网络体积；Jacob 等</w:t>
+        <w:t xml:space="preserve">的 GAN Compression 通过剪枝和蒸馏压缩条件 GAN 的生成器，但直接针对量化后生成质量下降多少的系统评估仍然不多，量化之后中间层表示发生了什么变化更是少有人问。工程侧，Intel 的 OpenVINO 工具套件</w:t>
       </w:r>
       <w:r>
         <w:rPr>
@@ -1808,7 +1838,7 @@
           <w:rFonts w:hint="eastAsia"/>
           <w:color w:val="000000"/>
         </w:rPr>
-        <w:t xml:space="preserve">系统提出的整数运算量化方案，使 INT8 推理在精度损失可控的前提下大幅提速，成为工业界量化部署的基础。不过这些工作主要面向分类、检测等判别式网络。在生成模型方向，Li 等</w:t>
+        <w:t xml:space="preserve">支持把 PyTorch 模型经 ONNX 转换后部署到 CPU、GPU，配套的 NNCF</w:t>
       </w:r>
       <w:r>
         <w:rPr>
@@ -1823,7 +1853,22 @@
           <w:rFonts w:hint="eastAsia"/>
           <w:color w:val="000000"/>
         </w:rPr>
-        <w:t xml:space="preserve">的 GAN Compression 通过剪枝和蒸馏压缩条件 GAN 的生成器，但直接针对量化后生成质量下降多少的系统评估仍然不多，量化之后中间层表示发生了什么变化更是少有人问。工程侧，Intel 的 OpenVINO 工具套件</w:t>
+        <w:t xml:space="preserve">提供训练后量化与精度控制量化。本项目在这条线上做的工作是，对 CycleGAN 的生成器做 INT8 量化并与 FP32 逐环节对比；取得速度收益是一方面，更重要的是由此得到一组权重相同、只有数值精度不同的对照模型，供后文的表示分析使用。</w:t>
+      </w:r>
+    </w:p>
+    <w:p>
+      <w:pPr>
+        <w:ind w:firstLineChars="200" w:firstLine="480"/>
+        <w:rPr>
+          <w:color w:val="000000"/>
+        </w:rPr>
+      </w:pPr>
+      <w:r>
+        <w:rPr>
+          <w:rFonts w:hint="eastAsia"/>
+          <w:color w:val="000000"/>
+        </w:rPr>
+        <w:t xml:space="preserve">第五条线索是网络中间层表示的可解释性，这是本项目在原理一侧的直接依据。Yosinski 等</w:t>
       </w:r>
       <w:r>
         <w:rPr>
@@ -1831,14 +1876,14 @@
           <w:color w:val="000000"/>
           <w:vertAlign w:val="superscript"/>
         </w:rPr>
-        <w:t xml:space="preserve">[18]</w:t>
-      </w:r>
-      <w:r>
-        <w:rPr>
-          <w:rFonts w:hint="eastAsia"/>
-          <w:color w:val="000000"/>
-        </w:rPr>
-        <w:t xml:space="preserve">支持把 PyTorch 模型经 ONNX 转换后部署到 CPU、GPU，配套的 NNCF</w:t>
+        <w:t xml:space="preserve">[23]</w:t>
+      </w:r>
+      <w:r>
+        <w:rPr>
+          <w:rFonts w:hint="eastAsia"/>
+          <w:color w:val="000000"/>
+        </w:rPr>
+        <w:t xml:space="preserve">通过逐层迁移实验考察深度卷积网络各层特征的通用性与特异性，给出层间分工的早期证据，浅层特征更通用，越靠近输出越依赖具体任务。Bau 等</w:t>
       </w:r>
       <w:r>
         <w:rPr>
@@ -1846,14 +1891,29 @@
           <w:color w:val="000000"/>
           <w:vertAlign w:val="superscript"/>
         </w:rPr>
-        <w:t xml:space="preserve">[19]</w:t>
-      </w:r>
-      <w:r>
-        <w:rPr>
-          <w:rFonts w:hint="eastAsia"/>
-          <w:color w:val="000000"/>
-        </w:rPr>
-        <w:t xml:space="preserve">提供训练后量化与精度控制量化。本项目在这条线上做的工作是，对 CycleGAN 的生成器做 INT8 量化并与 FP32 逐环节对比；取得速度收益是一方面，更重要的是由此得到一组权重相同、只有数值精度不同的对照模型，供后文的表示分析使用。</w:t>
+        <w:t xml:space="preserve">[24]</w:t>
+      </w:r>
+      <w:r>
+        <w:rPr>
+          <w:rFonts w:hint="eastAsia"/>
+          <w:color w:val="000000"/>
+        </w:rPr>
+        <w:t xml:space="preserve">提出的 Network Dissection 用一套语义概念数据集度量每个中间层卷积单元与概念的对齐程度，把一层的表示拆成对象、部件、场景、纹理、材质与颜色等成分；Bau 等</w:t>
+      </w:r>
+      <w:r>
+        <w:rPr>
+          <w:rFonts w:hint="eastAsia"/>
+          <w:color w:val="000000"/>
+          <w:vertAlign w:val="superscript"/>
+        </w:rPr>
+        <w:t xml:space="preserve">[25]</w:t>
+      </w:r>
+      <w:r>
+        <w:rPr>
+          <w:rFonts w:hint="eastAsia"/>
+          <w:color w:val="000000"/>
+        </w:rPr>
+        <w:t xml:space="preserve">把同一思路用到生成器上，发现与具体对象对应的单元集中在生成器的中段，浅层偏向整体几何布局，深层偏向纹理与边缘。这些工作都借助外部语义标注来解释内部表示。本项目不增加标注，改用数值精度这一可控扰动去观察同一套表示的漂移，看哪些层先变、这些变化对应到哪一类语义成分。以量化为扰动手段考察实例对象迁移网络的层间分工，在公开工作中尚不多见。</w:t>
       </w:r>
     </w:p>
     <w:p>
@@ -1868,7 +1928,7 @@
           <w:rFonts w:hint="eastAsia"/>
           <w:color w:val="000000"/>
         </w:rPr>
-        <w:t xml:space="preserve">第五条线索是网络中间层表示的可解释性，这是本项目在原理一侧的直接依据。Yosinski 等</w:t>
+        <w:t xml:space="preserve">国内方面，生成对抗网络同样是研究热点。王坤峰等</w:t>
       </w:r>
       <w:r>
         <w:rPr>
@@ -1876,14 +1936,14 @@
           <w:color w:val="000000"/>
           <w:vertAlign w:val="superscript"/>
         </w:rPr>
-        <w:t xml:space="preserve">[23]</w:t>
-      </w:r>
-      <w:r>
-        <w:rPr>
-          <w:rFonts w:hint="eastAsia"/>
-          <w:color w:val="000000"/>
-        </w:rPr>
-        <w:t xml:space="preserve">通过逐层迁移实验考察深度卷积网络各层特征的通用性与特异性，给出层间分工的早期证据，浅层特征更通用，越靠近输出越依赖具体任务。Bau 等</w:t>
+        <w:t xml:space="preserve">[26]</w:t>
+      </w:r>
+      <w:r>
+        <w:rPr>
+          <w:rFonts w:hint="eastAsia"/>
+          <w:color w:val="000000"/>
+        </w:rPr>
+        <w:t xml:space="preserve">与林懿伦等</w:t>
       </w:r>
       <w:r>
         <w:rPr>
@@ -1891,29 +1951,51 @@
           <w:color w:val="000000"/>
           <w:vertAlign w:val="superscript"/>
         </w:rPr>
-        <w:t xml:space="preserve">[24]</w:t>
-      </w:r>
-      <w:r>
-        <w:rPr>
-          <w:rFonts w:hint="eastAsia"/>
-          <w:color w:val="000000"/>
-        </w:rPr>
-        <w:t xml:space="preserve">提出的 Network Dissection 用一套语义概念数据集度量每个中间层卷积单元与概念的对齐程度，把一层的表示拆成对象、部件、场景、纹理、材质与颜色等成分；Bau 等</w:t>
-      </w:r>
-      <w:r>
-        <w:rPr>
-          <w:rFonts w:hint="eastAsia"/>
-          <w:color w:val="000000"/>
-          <w:vertAlign w:val="superscript"/>
-        </w:rPr>
-        <w:t xml:space="preserve">[25]</w:t>
-      </w:r>
-      <w:r>
-        <w:rPr>
-          <w:rFonts w:hint="eastAsia"/>
-          <w:color w:val="000000"/>
-        </w:rPr>
-        <w:t xml:space="preserve">把同一思路用到生成器上，发现与具体对象对应的单元集中在生成器的中段，浅层偏向整体几何布局，深层偏向纹理与边缘。这些工作都借助外部语义标注来解释内部表示。本项目不增加标注，改用数值精度这一可控扰动去观察同一套表示的漂移，看哪些层先变、这些变化对应到哪一类语义成分。以量化为扰动手段考察实例对象迁移网络的层间分工，在公开工作中尚不多见。</w:t>
+        <w:t xml:space="preserve">[27]</w:t>
+      </w:r>
+      <w:r>
+        <w:rPr>
+          <w:rFonts w:hint="eastAsia"/>
+          <w:color w:val="000000"/>
+        </w:rPr>
+        <w:t xml:space="preserve">先后对 GAN 的理论进展和前沿方向做了系统综述。应用层面，国内研究更多集中在动漫风格化、老照片修复、医学与遥感图像增强等场景，并针对 CycleGAN 这类无配对方法在训练稳定性和多尺度结构上做改进；端侧智能和国产推理框架的兴起，也带动了模型量化、剪枝和轻量化部署的工作。但总体来看，面向生成式模型、尤其是量化后生成质量下降多少的系统评估仍然偏少，对量化之后中间层表示如何变化的分析更少。</w:t>
+      </w:r>
+    </w:p>
+    <w:p>
+      <w:r>
+        <w:t xml:space="preserve">综合这五条线索，可以得出三点判断。无配对图像翻译（以 CycleGAN 为代表）已经比较成熟，但训练和推理的代价都不小；量化与压缩在判别式网络上研究得较透，到了生成模型一侧则明显不足；评价指标虽然齐全，但多数工作只报一个总分，既不把更换运行引擎带来的变化与量化带来的变化分开考察，也不把变化对应到具体的语义成分上。所以本项目的重点不在出图本身，而在出图之后那条可控制的差异链，以 A（PyTorch FP32）、B（OpenVINO FP32）、C（OpenVINO INT8）三组模型，把运行时转换的影响与量化引入的影响分开，用按语义轴分解的指标逐样本判定失真类型，再用中间层的逐层漂移把失真定位到具体的层组。这样既复现了成熟方法，又在图像表示这一侧给出可度量的结果。效率指标按课程对运行时间的要求单独采集与报告，不并入质量结论，也不作为本项目的研究目标。</w:t>
+      </w:r>
+    </w:p>
+    <w:p>
+      <w:pPr>
+        <w:pStyle w:val="1"/>
+        <w:rPr>
+          <w:color w:val="000000"/>
+        </w:rPr>
+      </w:pPr>
+      <w:r>
+        <w:rPr>
+          <w:rFonts w:hint="eastAsia"/>
+          <w:color w:val="000000"/>
+        </w:rPr>
+        <w:t>三、拟解决的问题和研究内容</w:t>
+      </w:r>
+    </w:p>
+    <w:p>
+      <w:pPr>
+        <w:pStyle w:val="2"/>
+        <w:rPr>
+          <w:color w:val="000000"/>
+          <w:lang w:bidi="or-IN"/>
+        </w:rPr>
+      </w:pPr>
+      <w:r>
+        <w:rPr>
+          <w:rFonts w:hint="eastAsia"/>
+          <w:color w:val="000000"/>
+          <w:lang w:bidi="or-IN"/>
+        </w:rPr>
+        <w:t>（一）拟解决问题</w:t>
       </w:r>
     </w:p>
     <w:p>
@@ -1928,89 +2010,7 @@
           <w:rFonts w:hint="eastAsia"/>
           <w:color w:val="000000"/>
         </w:rPr>
-        <w:t xml:space="preserve">国内方面，生成对抗网络同样是研究热点。王坤峰等</w:t>
-      </w:r>
-      <w:r>
-        <w:rPr>
-          <w:rFonts w:hint="eastAsia"/>
-          <w:color w:val="000000"/>
-          <w:vertAlign w:val="superscript"/>
-        </w:rPr>
-        <w:t xml:space="preserve">[26]</w:t>
-      </w:r>
-      <w:r>
-        <w:rPr>
-          <w:rFonts w:hint="eastAsia"/>
-          <w:color w:val="000000"/>
-        </w:rPr>
-        <w:t xml:space="preserve">与林懿伦等</w:t>
-      </w:r>
-      <w:r>
-        <w:rPr>
-          <w:rFonts w:hint="eastAsia"/>
-          <w:color w:val="000000"/>
-          <w:vertAlign w:val="superscript"/>
-        </w:rPr>
-        <w:t xml:space="preserve">[27]</w:t>
-      </w:r>
-      <w:r>
-        <w:rPr>
-          <w:rFonts w:hint="eastAsia"/>
-          <w:color w:val="000000"/>
-        </w:rPr>
-        <w:t xml:space="preserve">先后对 GAN 的理论进展和前沿方向做了系统综述。应用层面，国内研究更多集中在动漫风格化、老照片修复、医学与遥感图像增强等场景，并针对 CycleGAN 这类无配对方法在训练稳定性和多尺度结构上做改进；端侧智能和国产推理框架的兴起，也带动了模型量化、剪枝和轻量化部署的工作。但总体来看，面向生成式模型、尤其是量化后生成质量下降多少的系统评估仍然偏少，对量化之后中间层表示如何变化的分析更少。</w:t>
-      </w:r>
-    </w:p>
-    <w:p>
-      <w:r>
-        <w:t xml:space="preserve">综合这五条线索，可以得出三点判断。无配对图像翻译（以 CycleGAN 为代表）已经比较成熟，但训练和推理的代价都不小；量化与压缩在判别式网络上研究得较透，到了生成模型一侧则明显不足；评价指标虽然齐全，但多数工作只报一个总分，既不把更换运行引擎带来的变化与量化带来的变化分开考察，也不把变化对应到具体的语义成分上。所以本项目的重点不在出图本身，而在出图之后那条可控制的差异链，以 A（PyTorch FP32）、B（OpenVINO FP32）、C（OpenVINO INT8）三组模型，把运行时转换的影响与量化引入的影响分开，用按语义轴分解的指标逐样本判定失真类型，再用中间层的逐层漂移把失真定位到具体的层组。这样既复现了成熟方法，又在图像表示这一侧给出可度量的结果，效率数据作为副产品一并报告。</w:t>
-      </w:r>
-    </w:p>
-    <w:p>
-      <w:pPr>
-        <w:pStyle w:val="1"/>
-        <w:rPr>
-          <w:color w:val="000000"/>
-        </w:rPr>
-      </w:pPr>
-      <w:r>
-        <w:rPr>
-          <w:rFonts w:hint="eastAsia"/>
-          <w:color w:val="000000"/>
-        </w:rPr>
-        <w:t>三、拟解决的问题和研究内容</w:t>
-      </w:r>
-    </w:p>
-    <w:p>
-      <w:pPr>
-        <w:pStyle w:val="2"/>
-        <w:rPr>
-          <w:color w:val="000000"/>
-          <w:lang w:bidi="or-IN"/>
-        </w:rPr>
-      </w:pPr>
-      <w:r>
-        <w:rPr>
-          <w:rFonts w:hint="eastAsia"/>
-          <w:color w:val="000000"/>
-          <w:lang w:bidi="or-IN"/>
-        </w:rPr>
-        <w:t>（一）拟解决问题</w:t>
-      </w:r>
-    </w:p>
-    <w:p>
-      <w:pPr>
-        <w:ind w:firstLineChars="200" w:firstLine="480"/>
-        <w:rPr>
-          <w:color w:val="000000"/>
-        </w:rPr>
-      </w:pPr>
-      <w:r>
-        <w:rPr>
-          <w:rFonts w:hint="eastAsia"/>
-          <w:color w:val="000000"/>
-        </w:rPr>
-        <w:t xml:space="preserve">本项目以预训练 CycleGAN 在马→斑马任务上的本地部署为对象，拟在不改动模型结构与训练方式的前提下，用运行时转换与低精度量化构造一组可控的数值扰动，考察这些扰动使生成结果发生了何种变化、变化落在哪一类语义成分上、源自生成器的哪些层，并同时报告它们在本地 CPU 环境中的效率代价与收益。围绕这一目标，本项目拟研究以下四个问题。</w:t>
+        <w:t xml:space="preserve">本项目以预训练 CycleGAN 在马→斑马任务上的本地部署为对象，拟在不改动模型结构与训练方式的前提下，用运行时转换与低精度量化构造一组可控的数值扰动，考察这些扰动使生成结果发生了何种变化、变化落在哪一类语义成分上、源自生成器的哪些层，据此给出生成器的层间分工，并同时报告它们在本地 CPU 环境中的效率代价与收益。围绕这一目标，本项目拟研究以下四个问题。</w:t>
       </w:r>
     </w:p>
     <w:p>
@@ -2759,7 +2759,7 @@
           <w:rFonts w:hint="eastAsia"/>
           <w:color w:val="000000"/>
         </w:rPr>
-        <w:t xml:space="preserve">整个研究内容是一条递进的链条，先把方法原理理清 → 换一个推理引擎 → 降低数值精度 → 用一套指标验证是否值得 → 最后封装成可交互的网页。这五块层层递进，构成我们接下来几个月按顺序推进的路线。需要提前说明的是，第二、三块的作用不只是让模型变快，它们还提供了一组难得的控制对照，网络结构相同、权重相同、输入相同，只有运行环境与数值精度不同，这条对照线一直延伸到第四块，是我们之后讨论中间层表示如何随之变化的主要依据。除这五块之外另设一个独立环节，小规模复现训练流程，用来检验我们对这套方法本身的理解是否落到实处；它与第五块并行推进，不共用模型，也不进入前面的对照链。</w:t>
+        <w:t xml:space="preserve">整个研究内容是一条递进的链条，先把方法原理理清 → 换一个推理引擎 → 降低数值精度 → 用一套指标分项评测并给出归因 → 最后封装成可交互的网页。这五块层层递进，构成我们接下来几个月按顺序推进的路线。需要提前说明的是，第二、三块的作用不只是让模型变快，它们还提供了一组难得的控制对照，网络结构相同、权重相同、输入相同，只有运行环境与数值精度不同，这条对照线一直延伸到第四块，是我们之后讨论中间层表示如何随之变化的主要依据。除这五块之外另设一个独立环节，小规模复现训练流程，用来检验我们对这套方法本身的理解是否落到实处；它与第五块并行推进，不共用模型，也不进入前面的对照链。</w:t>
       </w:r>
     </w:p>
     <w:p>
@@ -4394,7 +4394,7 @@
     </w:p>
     <w:p>
       <w:r>
-        <w:t xml:space="preserve">把这条链串起来看，量化在这里承担的角色是一个可控的扰动手段。同一个网络、同一套权重，改一次数值精度，观察三根语义轴各自怎么变，再用中间层的逐层漂移定位到具体的层组，最后得到一张层序号到语义轴的对应关系。哪一层对精度敏感，说明它承载的信息更依赖数值表达；哪一层不敏感，说明它承载的是更鲁棒的结构或位置信息。这个结论既是本项目想回答的图像表示问题，也能说明这类迁移网络里哪一部分信息对数值表达更敏感。</w:t>
+        <w:t xml:space="preserve">把这条链串起来看，量化在这里承担的角色是一个可控的扰动手段。扰动实际有两级，A 组到 B 组更换运行环境，B 组到 C 组降低数值精度，两级都不改动网络结构与权重；其中量化一级的变化幅度更大，也是层间分析主要依据的那一级，转换一级用来把转换自身引入的变化从结论中隔离出去。同一个网络、同一套权重，改一次数值精度，观察三根语义轴各自怎么变，再用中间层的逐层漂移定位到具体的层组，最后得到一张层序号到语义轴的对应关系，也就是这套生成器的层间分工。哪一层对精度敏感，说明它承载的信息更依赖数值表达；哪一层不敏感，说明它承载的是更鲁棒的结构或位置信息。这个结论既是本项目想回答的图像表示问题，也能说明这类迁移网络里哪一部分信息对数值表达更敏感。</w:t>
       </w:r>
     </w:p>
     <w:p>
@@ -4416,7 +4416,7 @@
           <w:rFonts w:hint="eastAsia"/>
           <w:color w:val="000000"/>
         </w:rPr>
-        <w:t xml:space="preserve">这一步完成后，得到 INT8 模型（IR 格式），三组模型集齐，进入统一测速与质量评测，同时产出上文所述的层间表示差异曲线与语义归因结果，作为第四步各项质量指标的归因依据。</w:t>
+        <w:t xml:space="preserve">这一步完成后，得到 INT8 模型（IR 格式），三组模型集齐，进入统一测速与质量评测，同时产出上文所述的层间表示差异曲线。语义归因要等第四步各项指标齐备后才能完成，届时将层序号与三根语义轴对应起来，作为第四步质量差异的归因依据。</w:t>
       </w:r>
     </w:p>
     <w:p>
@@ -4438,7 +4438,7 @@
           <w:rFonts w:hint="eastAsia"/>
           <w:color w:val="000000"/>
         </w:rPr>
-        <w:t>第四步：用一套指标验证推理效率与生成质量</w:t>
+        <w:t xml:space="preserve">第四步：分项评测生成质量与推理效率，并给出语义归因</w:t>
       </w:r>
     </w:p>
     <w:p>
@@ -11944,73 +11944,59 @@
         <w:rPr>
           <w:color w:val="000000"/>
         </w:rPr>
-        <w:t xml:space="preserve">[18] INTEL, 2024a. </w:t>
-      </w:r>
-      <w:proofErr w:type="spellStart"/>
-      <w:r>
-        <w:rPr>
-          <w:color w:val="000000"/>
-        </w:rPr>
-        <w:t>OpenVINO</w:t>
-      </w:r>
-      <w:proofErr w:type="spellEnd"/>
-      <w:r>
-        <w:rPr>
-          <w:color w:val="000000"/>
-        </w:rPr>
-        <w:t xml:space="preserve"> toolkit documentation[Z]. [2026-10-15]. https://docs.openvino.ai.</w:t>
-      </w:r>
-    </w:p>
-    <w:p>
-      <w:pPr>
-        <w:rPr>
-          <w:color w:val="000000"/>
-        </w:rPr>
-      </w:pPr>
-      <w:r>
-        <w:rPr>
-          <w:color w:val="000000"/>
-        </w:rPr>
-        <w:t>[19] INTEL, 2024b. Neural Network Compression Framework (NNCF) documentation[Z]. [2026-10-15]. https://github.com/openvinotoolkit/nncf.</w:t>
-      </w:r>
-    </w:p>
-    <w:p>
-      <w:pPr>
-        <w:rPr>
-          <w:color w:val="000000"/>
-        </w:rPr>
-      </w:pPr>
-      <w:r>
-        <w:rPr>
-          <w:color w:val="000000"/>
-        </w:rPr>
-        <w:t>[20] HAN S, MAO H, DALLY W J, 2016. Deep compression: compressing deep neural networks with pruning, trained quantization and Huffman coding[A]//International Conference on Learning Representations.</w:t>
-      </w:r>
-    </w:p>
-    <w:p>
-      <w:pPr>
-        <w:rPr>
-          <w:color w:val="000000"/>
-        </w:rPr>
-      </w:pPr>
-      <w:r>
-        <w:rPr>
-          <w:color w:val="000000"/>
-        </w:rPr>
-        <w:t>[21] JACOB B, KLIGYS S, CHEN B, et al., 2018. Quantization and training of neural networks for efficient integer-arithmetic-only inference[A]//Proceedings of the IEEE Conference on Computer Vision and Pattern Recognition. 2704-2713.</w:t>
-      </w:r>
-    </w:p>
-    <w:p>
-      <w:pPr>
-        <w:rPr>
-          <w:color w:val="000000"/>
-        </w:rPr>
-      </w:pPr>
-      <w:r>
-        <w:rPr>
-          <w:color w:val="000000"/>
-        </w:rPr>
-        <w:t>[22] LI M, LIN J, DING Y, et al., 2020. GAN compression: efficient architectures for interactive conditional GANs[A]//Proceedings of the IEEE/CVF Conference on Computer Vision and Pattern Recognition. 5284-5294.</w:t>
+        <w:t xml:space="preserve">[18] HAN S, MAO H, DALLY W J, 2016. Deep compression: compressing deep neural networks with pruning, trained quantization and Huffman coding[A]//International Conference on Learning Representations.</w:t>
+      </w:r>
+    </w:p>
+    <w:p>
+      <w:pPr>
+        <w:rPr>
+          <w:color w:val="000000"/>
+        </w:rPr>
+      </w:pPr>
+      <w:r>
+        <w:rPr>
+          <w:color w:val="000000"/>
+        </w:rPr>
+        <w:t xml:space="preserve">[19] JACOB B, KLIGYS S, CHEN B, et al., 2018. Quantization and training of neural networks for efficient integer-arithmetic-only inference[A]//Proceedings of the IEEE Conference on Computer Vision and Pattern Recognition. 2704-2713.</w:t>
+      </w:r>
+    </w:p>
+    <w:p>
+      <w:pPr>
+        <w:rPr>
+          <w:color w:val="000000"/>
+        </w:rPr>
+      </w:pPr>
+      <w:r>
+        <w:rPr>
+          <w:color w:val="000000"/>
+        </w:rPr>
+        <w:t xml:space="preserve">[20] LI M, LIN J, DING Y, et al., 2020. GAN compression: efficient architectures for interactive conditional GANs[A]//Proceedings of the IEEE/CVF Conference on Computer Vision and Pattern Recognition. 5284-5294.</w:t>
+      </w:r>
+    </w:p>
+    <w:p>
+      <w:pPr>
+        <w:rPr>
+          <w:color w:val="000000"/>
+        </w:rPr>
+      </w:pPr>
+      <w:r>
+        <w:rPr>
+          <w:color w:val="000000"/>
+        </w:rPr>
+        <w:t xml:space="preserve">[21] INTEL, 2024a. OpenVINO toolkit documentation[Z]. [2026-10-15]. https://docs.openvino.ai.</w:t>
+      </w:r>
+    </w:p>
+    <w:p>
+      <w:pPr>
+        <w:rPr>
+          <w:color w:val="000000"/>
+        </w:rPr>
+      </w:pPr>
+      <w:r>
+        <w:rPr>
+          <w:color w:val="000000"/>
+        </w:rPr>
+        <w:t xml:space="preserve">[22] INTEL, 2024b. Neural Network Compression Framework (NNCF) documentation[Z]. [2026-10-15]. https://github.com/openvinotoolkit/nncf.</w:t>
       </w:r>
     </w:p>
     <w:p>
